--- a/2023311C18-侯天语-编译原理-实验报告.docx
+++ b/2023311C18-侯天语-编译原理-实验报告.docx
@@ -840,17 +840,6 @@
     </w:tbl>
     <w:p>
       <w:pPr>
-        <w:spacing w:before="100" w:beforeAutospacing="1" w:after="100" w:afterAutospacing="1" w:line="400" w:lineRule="exact"/>
-        <w:rPr>
-          <w:rFonts w:ascii="宋体" w:hAnsi="宋体" w:cs="宋体"/>
-          <w:b/>
-          <w:bCs/>
-          <w:sz w:val="24"/>
-        </w:rPr>
-      </w:pPr>
-    </w:p>
-    <w:p>
-      <w:pPr>
         <w:sectPr>
           <w:headerReference r:id="rId4" w:type="first"/>
           <w:headerReference r:id="rId3" w:type="default"/>
@@ -861,6 +850,8 @@
           <w:docGrid w:type="lines" w:linePitch="312" w:charSpace="0"/>
         </w:sectPr>
       </w:pPr>
+      <w:bookmarkStart w:id="1" w:name="_GoBack"/>
+      <w:bookmarkEnd w:id="1"/>
     </w:p>
     <w:p>
       <w:pPr>
@@ -925,6 +916,7 @@
       <w:pPr>
         <w:pStyle w:val="3"/>
         <w:numPr>
+          <w:ilvl w:val="0"/>
           <w:numId w:val="0"/>
         </w:numPr>
         <w:ind w:leftChars="0" w:firstLine="420" w:firstLineChars="0"/>
@@ -963,6 +955,11 @@
     <w:p>
       <w:pPr>
         <w:pStyle w:val="3"/>
+        <w:numPr>
+          <w:ilvl w:val="1"/>
+          <w:numId w:val="1"/>
+        </w:numPr>
+        <w:ind w:left="0" w:leftChars="0" w:firstLine="0" w:firstLineChars="0"/>
         <w:rPr>
           <w:rFonts w:ascii="Times New Roman" w:hAnsi="Times New Roman" w:eastAsia="宋体" w:cs="Times New Roman"/>
           <w:sz w:val="28"/>
@@ -975,6 +972,39 @@
           <w:sz w:val="28"/>
           <w:szCs w:val="28"/>
         </w:rPr>
+        <w:t>语法分析</w:t>
+      </w:r>
+    </w:p>
+    <w:p>
+      <w:pPr>
+        <w:numPr>
+          <w:ilvl w:val="0"/>
+          <w:numId w:val="0"/>
+        </w:numPr>
+        <w:ind w:leftChars="0"/>
+      </w:pPr>
+      <w:r>
+        <w:rPr>
+          <w:rFonts w:hint="eastAsia"/>
+        </w:rPr>
+        <w:t>在完成词法分析得到 Token 串之后，利用 LR(1) 分析表对输入进行移入/规约/接受判定，并在规约过程中输出规约产生式序列，为后续语义分析与中间代码生成提供结构化的语法信息。实验方法上，项目使用 Java 语言实现，按照框架提供的 LRTable（ACTION/GOTO 表）与观察者接口 ActionObserver 组织代码，在 Windows 环境下运行与验证，语法分析驱动程序实现于 SyntaxAnalyzer.java 并通过输出文件与标准结果对比完成正确性检验。</w:t>
+      </w:r>
+    </w:p>
+    <w:p>
+      <w:pPr>
+        <w:pStyle w:val="3"/>
+        <w:rPr>
+          <w:rFonts w:ascii="Times New Roman" w:hAnsi="Times New Roman" w:eastAsia="宋体" w:cs="Times New Roman"/>
+          <w:sz w:val="28"/>
+          <w:szCs w:val="28"/>
+        </w:rPr>
+      </w:pPr>
+      <w:r>
+        <w:rPr>
+          <w:rFonts w:ascii="Times New Roman" w:hAnsi="Times New Roman" w:eastAsia="宋体" w:cs="Times New Roman"/>
+          <w:sz w:val="28"/>
+          <w:szCs w:val="28"/>
+        </w:rPr>
         <w:t>1.</w:t>
       </w:r>
       <w:r>
@@ -983,7 +1013,7 @@
           <w:sz w:val="28"/>
           <w:szCs w:val="28"/>
         </w:rPr>
-        <w:t>2</w:t>
+        <w:t>3</w:t>
       </w:r>
       <w:r>
         <w:rPr>
@@ -991,7 +1021,7 @@
           <w:sz w:val="28"/>
           <w:szCs w:val="28"/>
         </w:rPr>
-        <w:t xml:space="preserve"> 语法分析</w:t>
+        <w:t xml:space="preserve"> 典型语句的语义分析及中间代码生成</w:t>
       </w:r>
     </w:p>
     <w:p>
@@ -1017,7 +1047,7 @@
           <w:sz w:val="28"/>
           <w:szCs w:val="28"/>
         </w:rPr>
-        <w:t>3</w:t>
+        <w:t>4</w:t>
       </w:r>
       <w:r>
         <w:rPr>
@@ -1025,7 +1055,67 @@
           <w:sz w:val="28"/>
           <w:szCs w:val="28"/>
         </w:rPr>
-        <w:t xml:space="preserve"> 典型语句的语义分析及中间代码生成</w:t>
+        <w:t xml:space="preserve"> 目标代码生成</w:t>
+      </w:r>
+    </w:p>
+    <w:p>
+      <w:pPr>
+        <w:pStyle w:val="2"/>
+        <w:rPr>
+          <w:rFonts w:ascii="Times New Roman" w:hAnsi="Times New Roman" w:eastAsia="宋体" w:cs="Times New Roman"/>
+          <w:sz w:val="32"/>
+          <w:szCs w:val="32"/>
+        </w:rPr>
+      </w:pPr>
+      <w:r>
+        <w:rPr>
+          <w:rFonts w:ascii="Times New Roman" w:hAnsi="Times New Roman" w:eastAsia="宋体" w:cs="Times New Roman"/>
+          <w:sz w:val="32"/>
+          <w:szCs w:val="32"/>
+        </w:rPr>
+        <w:t>2</w:t>
+      </w:r>
+      <w:r>
+        <w:rPr>
+          <w:rFonts w:hint="eastAsia" w:ascii="Times New Roman" w:hAnsi="Times New Roman" w:eastAsia="宋体" w:cs="Times New Roman"/>
+          <w:sz w:val="32"/>
+          <w:szCs w:val="32"/>
+        </w:rPr>
+        <w:t xml:space="preserve"> 实验内容及要求</w:t>
+      </w:r>
+    </w:p>
+    <w:p>
+      <w:pPr>
+        <w:pStyle w:val="19"/>
+        <w:spacing w:before="100" w:beforeAutospacing="1" w:after="100" w:afterAutospacing="1" w:line="400" w:lineRule="exact"/>
+        <w:ind w:left="420" w:firstLine="0" w:firstLineChars="0"/>
+        <w:rPr>
+          <w:rFonts w:ascii="宋体" w:hAnsi="宋体" w:cs="宋体"/>
+          <w:b/>
+          <w:bCs/>
+          <w:color w:val="FF0000"/>
+          <w:sz w:val="24"/>
+        </w:rPr>
+      </w:pPr>
+      <w:r>
+        <w:rPr>
+          <w:rFonts w:ascii="宋体" w:hAnsi="宋体" w:cs="宋体"/>
+          <w:b/>
+          <w:bCs/>
+          <w:color w:val="FF0000"/>
+          <w:sz w:val="24"/>
+        </w:rPr>
+        <w:t>每次实验室的实验内容和要求描述清楚</w:t>
+      </w:r>
+      <w:r>
+        <w:rPr>
+          <w:rFonts w:hint="eastAsia" w:ascii="宋体" w:hAnsi="宋体" w:cs="宋体"/>
+          <w:b/>
+          <w:bCs/>
+          <w:color w:val="FF0000"/>
+          <w:sz w:val="24"/>
+        </w:rPr>
+        <w:t>。</w:t>
       </w:r>
     </w:p>
     <w:p>
@@ -1043,7 +1133,7 @@
           <w:sz w:val="28"/>
           <w:szCs w:val="28"/>
         </w:rPr>
-        <w:t>1.</w:t>
+        <w:t>2.</w:t>
       </w:r>
       <w:r>
         <w:rPr>
@@ -1051,7 +1141,7 @@
           <w:sz w:val="28"/>
           <w:szCs w:val="28"/>
         </w:rPr>
-        <w:t>4</w:t>
+        <w:t>1</w:t>
       </w:r>
       <w:r>
         <w:rPr>
@@ -1059,261 +1149,216 @@
           <w:sz w:val="28"/>
           <w:szCs w:val="28"/>
         </w:rPr>
+        <w:t xml:space="preserve"> 词法分析器</w:t>
+      </w:r>
+    </w:p>
+    <w:p>
+      <w:r>
+        <w:rPr>
+          <w:rFonts w:hint="eastAsia"/>
+        </w:rPr>
+        <w:t>实验内容是完成 LexicalAnalyzer 类，使其从 data/in/input_code.txt 读入源程序代码，按照有限自动机的思想逐字符扫描并识别关键字、标识符、整型常量、运算符与分隔符等词法单元，忽略任意空白字符（ \t\r\n 与空格等），不要求处理注释；同时要求将源程序中出现的每个标识符插入符号表中，并在处理完输入后追加 EOF 词法单元。实现过程中禁止使用 Java 正则表达式相关工具完成词法分析，也禁止通过“查找空格分割单词”的方式取巧；此外由于外部工具限制，分号必须输出为描述符 Semicolon 的 token，最终输出格式需与标准文件 data/std/token.txt 和 data/std/old_symbol_table.txt 保持一致。</w:t>
+      </w:r>
+    </w:p>
+    <w:p>
+      <w:pPr>
+        <w:pStyle w:val="3"/>
+        <w:rPr>
+          <w:rFonts w:ascii="Times New Roman" w:hAnsi="Times New Roman" w:eastAsia="宋体" w:cs="Times New Roman"/>
+          <w:sz w:val="28"/>
+          <w:szCs w:val="28"/>
+        </w:rPr>
+      </w:pPr>
+      <w:r>
+        <w:rPr>
+          <w:rFonts w:ascii="Times New Roman" w:hAnsi="Times New Roman" w:eastAsia="宋体" w:cs="Times New Roman"/>
+          <w:sz w:val="28"/>
+          <w:szCs w:val="28"/>
+        </w:rPr>
+        <w:t>2.</w:t>
+      </w:r>
+      <w:r>
+        <w:rPr>
+          <w:rFonts w:hint="eastAsia" w:ascii="Times New Roman" w:hAnsi="Times New Roman" w:eastAsia="宋体" w:cs="Times New Roman"/>
+          <w:sz w:val="28"/>
+          <w:szCs w:val="28"/>
+        </w:rPr>
+        <w:t>2</w:t>
+      </w:r>
+      <w:r>
+        <w:rPr>
+          <w:rFonts w:ascii="Times New Roman" w:hAnsi="Times New Roman" w:eastAsia="宋体" w:cs="Times New Roman"/>
+          <w:sz w:val="28"/>
+          <w:szCs w:val="28"/>
+        </w:rPr>
+        <w:t xml:space="preserve"> 语法分析</w:t>
+      </w:r>
+    </w:p>
+    <w:p>
+      <w:pPr>
+        <w:rPr>
+          <w:rFonts w:hint="eastAsia" w:eastAsiaTheme="minorEastAsia"/>
+          <w:lang w:eastAsia="zh-CN"/>
+        </w:rPr>
+      </w:pPr>
+      <w:r>
+        <w:rPr>
+          <w:rFonts w:hint="eastAsia"/>
+        </w:rPr>
+        <w:t>实现 LR 语法分析驱动程序：加载词法</w:t>
+      </w:r>
+      <w:r>
+        <w:rPr>
+          <w:rFonts w:hint="eastAsia"/>
+          <w:lang w:val="en-US" w:eastAsia="zh-CN"/>
+        </w:rPr>
+        <w:t>token</w:t>
+      </w:r>
+      <w:r>
+        <w:rPr>
+          <w:rFonts w:hint="eastAsia"/>
+        </w:rPr>
+        <w:t>流与 LR 分析表，在分析过程中维护状态栈并根据 ACTION/GOTO 表执行 Shift、Reduce、Accept 动作，同时在执行动作时回调通知已注册的观察者，最终输出规约产生式序列文件作为实验二评分依据。实验要求重点包括：驱动程序必须正确查表并按 LR 算法更新状态栈；遇到 Shift/Reduce/Accept 必须调用框架提供的通知函数以保证产生式输出与后续模块工作正常；输出的规约序列需与标准答案一致。</w:t>
+      </w:r>
+      <w:r>
+        <w:rPr>
+          <w:rFonts w:hint="eastAsia"/>
+          <w:lang w:eastAsia="zh-CN"/>
+        </w:rPr>
+        <w:t>（</w:t>
+      </w:r>
+      <w:r>
+        <w:rPr>
+          <w:rFonts w:hint="eastAsia"/>
+          <w:lang w:val="en-US" w:eastAsia="zh-CN"/>
+        </w:rPr>
+        <w:t>由于本人在实验2中自己改写了文法grammar.txt,所以现在的parser_list.txt会与std有差异</w:t>
+      </w:r>
+      <w:r>
+        <w:rPr>
+          <w:rFonts w:hint="eastAsia"/>
+          <w:lang w:eastAsia="zh-CN"/>
+        </w:rPr>
+        <w:t>）</w:t>
+      </w:r>
+    </w:p>
+    <w:p>
+      <w:pPr>
+        <w:pStyle w:val="3"/>
+        <w:rPr>
+          <w:rFonts w:ascii="Times New Roman" w:hAnsi="Times New Roman" w:eastAsia="宋体" w:cs="Times New Roman"/>
+          <w:sz w:val="28"/>
+          <w:szCs w:val="28"/>
+        </w:rPr>
+      </w:pPr>
+      <w:r>
+        <w:rPr>
+          <w:rFonts w:ascii="Times New Roman" w:hAnsi="Times New Roman" w:eastAsia="宋体" w:cs="Times New Roman"/>
+          <w:sz w:val="28"/>
+          <w:szCs w:val="28"/>
+        </w:rPr>
+        <w:t>2.</w:t>
+      </w:r>
+      <w:r>
+        <w:rPr>
+          <w:rFonts w:hint="eastAsia" w:ascii="Times New Roman" w:hAnsi="Times New Roman" w:eastAsia="宋体" w:cs="Times New Roman"/>
+          <w:sz w:val="28"/>
+          <w:szCs w:val="28"/>
+        </w:rPr>
+        <w:t>3</w:t>
+      </w:r>
+      <w:r>
+        <w:rPr>
+          <w:rFonts w:ascii="Times New Roman" w:hAnsi="Times New Roman" w:eastAsia="宋体" w:cs="Times New Roman"/>
+          <w:sz w:val="28"/>
+          <w:szCs w:val="28"/>
+        </w:rPr>
+        <w:t xml:space="preserve"> 典型语句的语义分析及中间代码生成</w:t>
+      </w:r>
+    </w:p>
+    <w:p>
+      <w:pPr>
+        <w:pStyle w:val="3"/>
+        <w:rPr>
+          <w:rFonts w:ascii="Times New Roman" w:hAnsi="Times New Roman" w:eastAsia="宋体" w:cs="Times New Roman"/>
+          <w:sz w:val="28"/>
+          <w:szCs w:val="28"/>
+        </w:rPr>
+      </w:pPr>
+      <w:r>
+        <w:rPr>
+          <w:rFonts w:ascii="Times New Roman" w:hAnsi="Times New Roman" w:eastAsia="宋体" w:cs="Times New Roman"/>
+          <w:sz w:val="28"/>
+          <w:szCs w:val="28"/>
+        </w:rPr>
+        <w:t>2.</w:t>
+      </w:r>
+      <w:r>
+        <w:rPr>
+          <w:rFonts w:hint="eastAsia" w:ascii="Times New Roman" w:hAnsi="Times New Roman" w:eastAsia="宋体" w:cs="Times New Roman"/>
+          <w:sz w:val="28"/>
+          <w:szCs w:val="28"/>
+        </w:rPr>
+        <w:t>4</w:t>
+      </w:r>
+      <w:r>
+        <w:rPr>
+          <w:rFonts w:ascii="Times New Roman" w:hAnsi="Times New Roman" w:eastAsia="宋体" w:cs="Times New Roman"/>
+          <w:sz w:val="28"/>
+          <w:szCs w:val="28"/>
+        </w:rPr>
         <w:t xml:space="preserve"> 目标代码生成</w:t>
       </w:r>
     </w:p>
     <w:p>
       <w:pPr>
+        <w:pStyle w:val="19"/>
+        <w:spacing w:before="100" w:beforeAutospacing="1" w:after="100" w:afterAutospacing="1" w:line="400" w:lineRule="exact"/>
+        <w:ind w:left="420" w:firstLine="0" w:firstLineChars="0"/>
+        <w:rPr>
+          <w:rFonts w:ascii="宋体" w:hAnsi="宋体" w:cs="宋体"/>
+          <w:b/>
+          <w:bCs/>
+          <w:color w:val="FF0000"/>
+          <w:sz w:val="24"/>
+        </w:rPr>
+      </w:pPr>
+      <w:r>
+        <w:rPr>
+          <w:rFonts w:ascii="宋体" w:hAnsi="宋体" w:cs="宋体"/>
+          <w:b/>
+          <w:bCs/>
+          <w:color w:val="FF0000"/>
+          <w:sz w:val="24"/>
+        </w:rPr>
+        <w:tab/>
+      </w:r>
+    </w:p>
+    <w:p>
+      <w:pPr>
         <w:pStyle w:val="2"/>
-        <w:rPr>
-          <w:rFonts w:ascii="Times New Roman" w:hAnsi="Times New Roman" w:eastAsia="宋体" w:cs="Times New Roman"/>
-          <w:sz w:val="32"/>
-          <w:szCs w:val="32"/>
-        </w:rPr>
-      </w:pPr>
-      <w:r>
-        <w:rPr>
-          <w:rFonts w:ascii="Times New Roman" w:hAnsi="Times New Roman" w:eastAsia="宋体" w:cs="Times New Roman"/>
-          <w:sz w:val="32"/>
-          <w:szCs w:val="32"/>
-        </w:rPr>
-        <w:t>2</w:t>
-      </w:r>
+        <w:numPr>
+          <w:ilvl w:val="0"/>
+          <w:numId w:val="2"/>
+        </w:numPr>
+        <w:rPr>
+          <w:rFonts w:ascii="宋体" w:hAnsi="宋体" w:cs="宋体"/>
+          <w:b/>
+          <w:bCs/>
+          <w:vanish/>
+          <w:sz w:val="24"/>
+        </w:rPr>
+      </w:pPr>
       <w:r>
         <w:rPr>
           <w:rFonts w:hint="eastAsia" w:ascii="Times New Roman" w:hAnsi="Times New Roman" w:eastAsia="宋体" w:cs="Times New Roman"/>
           <w:sz w:val="32"/>
           <w:szCs w:val="32"/>
         </w:rPr>
-        <w:t xml:space="preserve"> 实验内容及要求</w:t>
-      </w:r>
-    </w:p>
-    <w:p>
-      <w:pPr>
-        <w:pStyle w:val="19"/>
-        <w:spacing w:before="100" w:beforeAutospacing="1" w:after="100" w:afterAutospacing="1" w:line="400" w:lineRule="exact"/>
-        <w:ind w:left="420" w:firstLine="0" w:firstLineChars="0"/>
-        <w:rPr>
-          <w:rFonts w:ascii="宋体" w:hAnsi="宋体" w:cs="宋体"/>
-          <w:b/>
-          <w:bCs/>
-          <w:color w:val="FF0000"/>
-          <w:sz w:val="24"/>
-        </w:rPr>
-      </w:pPr>
-      <w:r>
-        <w:rPr>
-          <w:rFonts w:ascii="宋体" w:hAnsi="宋体" w:cs="宋体"/>
-          <w:b/>
-          <w:bCs/>
-          <w:color w:val="FF0000"/>
-          <w:sz w:val="24"/>
-        </w:rPr>
-        <w:t>每次实验室的实验内容和要求描述清楚</w:t>
-      </w:r>
-      <w:r>
-        <w:rPr>
-          <w:rFonts w:hint="eastAsia" w:ascii="宋体" w:hAnsi="宋体" w:cs="宋体"/>
-          <w:b/>
-          <w:bCs/>
-          <w:color w:val="FF0000"/>
-          <w:sz w:val="24"/>
-        </w:rPr>
-        <w:t>。</w:t>
-      </w:r>
-    </w:p>
-    <w:p>
-      <w:pPr>
-        <w:pStyle w:val="3"/>
-        <w:rPr>
-          <w:rFonts w:ascii="Times New Roman" w:hAnsi="Times New Roman" w:eastAsia="宋体" w:cs="Times New Roman"/>
-          <w:sz w:val="28"/>
-          <w:szCs w:val="28"/>
-        </w:rPr>
-      </w:pPr>
-      <w:r>
-        <w:rPr>
-          <w:rFonts w:ascii="Times New Roman" w:hAnsi="Times New Roman" w:eastAsia="宋体" w:cs="Times New Roman"/>
-          <w:sz w:val="28"/>
-          <w:szCs w:val="28"/>
-        </w:rPr>
-        <w:t>2.</w:t>
-      </w:r>
-      <w:r>
-        <w:rPr>
-          <w:rFonts w:hint="eastAsia" w:ascii="Times New Roman" w:hAnsi="Times New Roman" w:eastAsia="宋体" w:cs="Times New Roman"/>
-          <w:sz w:val="28"/>
-          <w:szCs w:val="28"/>
-        </w:rPr>
-        <w:t>1</w:t>
-      </w:r>
-      <w:r>
-        <w:rPr>
-          <w:rFonts w:ascii="Times New Roman" w:hAnsi="Times New Roman" w:eastAsia="宋体" w:cs="Times New Roman"/>
-          <w:sz w:val="28"/>
-          <w:szCs w:val="28"/>
-        </w:rPr>
-        <w:t xml:space="preserve"> 词法分析器</w:t>
-      </w:r>
-    </w:p>
-    <w:p>
-      <w:r>
-        <w:rPr>
-          <w:rFonts w:hint="eastAsia"/>
-        </w:rPr>
-        <w:t>实验内容是完成 LexicalAnalyzer 类，使其从 data/in/input_code.txt 读入源程序代码，按照有限自动机的思想逐字符扫描并识别关键字、标识符、整型常量、运算符与分隔符等词法单元，忽略任意空白字符（ \t\r\n 与空格等），不要求处理注释；同时要求将源程序中出现的每个标识符插入符号表中，并在处理完输入后追加 EOF 词法单元。实现过程中禁止使用 Java 正则表达式相关工具完成词法分析，也禁止通过“查找空格分割单词”的方式取巧；此外由于外部工具限制，分号必须输出为描述符 Semicolon 的 token，最终输出格式需与标准文件 data/std/token.txt 和 data/std/old_symbol_table.txt 保持一致。</w:t>
-      </w:r>
-    </w:p>
-    <w:p>
-      <w:pPr>
-        <w:pStyle w:val="3"/>
-        <w:rPr>
-          <w:rFonts w:ascii="Times New Roman" w:hAnsi="Times New Roman" w:eastAsia="宋体" w:cs="Times New Roman"/>
-          <w:sz w:val="28"/>
-          <w:szCs w:val="28"/>
-        </w:rPr>
-      </w:pPr>
-      <w:r>
-        <w:rPr>
-          <w:rFonts w:ascii="Times New Roman" w:hAnsi="Times New Roman" w:eastAsia="宋体" w:cs="Times New Roman"/>
-          <w:sz w:val="28"/>
-          <w:szCs w:val="28"/>
-        </w:rPr>
-        <w:t>2.</w:t>
-      </w:r>
-      <w:r>
-        <w:rPr>
-          <w:rFonts w:hint="eastAsia" w:ascii="Times New Roman" w:hAnsi="Times New Roman" w:eastAsia="宋体" w:cs="Times New Roman"/>
-          <w:sz w:val="28"/>
-          <w:szCs w:val="28"/>
-        </w:rPr>
-        <w:t>2</w:t>
-      </w:r>
-      <w:r>
-        <w:rPr>
-          <w:rFonts w:ascii="Times New Roman" w:hAnsi="Times New Roman" w:eastAsia="宋体" w:cs="Times New Roman"/>
-          <w:sz w:val="28"/>
-          <w:szCs w:val="28"/>
-        </w:rPr>
-        <w:t xml:space="preserve"> 语法分析</w:t>
-      </w:r>
-    </w:p>
-    <w:p>
-      <w:pPr>
-        <w:pStyle w:val="3"/>
-        <w:rPr>
-          <w:rFonts w:ascii="Times New Roman" w:hAnsi="Times New Roman" w:eastAsia="宋体" w:cs="Times New Roman"/>
-          <w:sz w:val="28"/>
-          <w:szCs w:val="28"/>
-        </w:rPr>
-      </w:pPr>
-      <w:r>
-        <w:rPr>
-          <w:rFonts w:ascii="Times New Roman" w:hAnsi="Times New Roman" w:eastAsia="宋体" w:cs="Times New Roman"/>
-          <w:sz w:val="28"/>
-          <w:szCs w:val="28"/>
-        </w:rPr>
-        <w:t>2.</w:t>
-      </w:r>
-      <w:r>
-        <w:rPr>
-          <w:rFonts w:hint="eastAsia" w:ascii="Times New Roman" w:hAnsi="Times New Roman" w:eastAsia="宋体" w:cs="Times New Roman"/>
-          <w:sz w:val="28"/>
-          <w:szCs w:val="28"/>
-        </w:rPr>
-        <w:t>3</w:t>
-      </w:r>
-      <w:r>
-        <w:rPr>
-          <w:rFonts w:ascii="Times New Roman" w:hAnsi="Times New Roman" w:eastAsia="宋体" w:cs="Times New Roman"/>
-          <w:sz w:val="28"/>
-          <w:szCs w:val="28"/>
-        </w:rPr>
-        <w:t xml:space="preserve"> 典型语句的语义分析及中间代码生成</w:t>
-      </w:r>
-    </w:p>
-    <w:p>
-      <w:pPr>
-        <w:pStyle w:val="3"/>
-        <w:rPr>
-          <w:rFonts w:ascii="Times New Roman" w:hAnsi="Times New Roman" w:eastAsia="宋体" w:cs="Times New Roman"/>
-          <w:sz w:val="28"/>
-          <w:szCs w:val="28"/>
-        </w:rPr>
-      </w:pPr>
-      <w:r>
-        <w:rPr>
-          <w:rFonts w:ascii="Times New Roman" w:hAnsi="Times New Roman" w:eastAsia="宋体" w:cs="Times New Roman"/>
-          <w:sz w:val="28"/>
-          <w:szCs w:val="28"/>
-        </w:rPr>
-        <w:t>2.</w:t>
-      </w:r>
-      <w:r>
-        <w:rPr>
-          <w:rFonts w:hint="eastAsia" w:ascii="Times New Roman" w:hAnsi="Times New Roman" w:eastAsia="宋体" w:cs="Times New Roman"/>
-          <w:sz w:val="28"/>
-          <w:szCs w:val="28"/>
-        </w:rPr>
-        <w:t>4</w:t>
-      </w:r>
-      <w:r>
-        <w:rPr>
-          <w:rFonts w:ascii="Times New Roman" w:hAnsi="Times New Roman" w:eastAsia="宋体" w:cs="Times New Roman"/>
-          <w:sz w:val="28"/>
-          <w:szCs w:val="28"/>
-        </w:rPr>
-        <w:t xml:space="preserve"> 目标代码生成</w:t>
-      </w:r>
-    </w:p>
-    <w:p>
-      <w:pPr>
-        <w:pStyle w:val="19"/>
-        <w:spacing w:before="100" w:beforeAutospacing="1" w:after="100" w:afterAutospacing="1" w:line="400" w:lineRule="exact"/>
-        <w:ind w:left="420" w:firstLine="0" w:firstLineChars="0"/>
-        <w:rPr>
-          <w:rFonts w:ascii="宋体" w:hAnsi="宋体" w:cs="宋体"/>
-          <w:b/>
-          <w:bCs/>
-          <w:color w:val="FF0000"/>
-          <w:sz w:val="24"/>
-        </w:rPr>
-      </w:pPr>
-      <w:r>
-        <w:rPr>
-          <w:rFonts w:ascii="宋体" w:hAnsi="宋体" w:cs="宋体"/>
-          <w:b/>
-          <w:bCs/>
-          <w:color w:val="FF0000"/>
-          <w:sz w:val="24"/>
-        </w:rPr>
-        <w:tab/>
-      </w:r>
-    </w:p>
-    <w:p>
-      <w:pPr>
-        <w:pStyle w:val="2"/>
-        <w:numPr>
-          <w:ilvl w:val="0"/>
-          <w:numId w:val="2"/>
-        </w:numPr>
-        <w:rPr>
-          <w:rFonts w:ascii="宋体" w:hAnsi="宋体" w:cs="宋体"/>
-          <w:b/>
-          <w:bCs/>
-          <w:vanish/>
-          <w:sz w:val="24"/>
-        </w:rPr>
-      </w:pPr>
-      <w:r>
-        <w:rPr>
-          <w:rFonts w:hint="eastAsia" w:ascii="Times New Roman" w:hAnsi="Times New Roman" w:eastAsia="宋体" w:cs="Times New Roman"/>
-          <w:sz w:val="32"/>
-          <w:szCs w:val="32"/>
-        </w:rPr>
         <w:t>实验总体流程与函数功能描述</w:t>
       </w:r>
     </w:p>
+    <w:p/>
     <w:p>
       <w:pPr>
         <w:pStyle w:val="19"/>
@@ -1501,8 +1546,6 @@
           </wp:inline>
         </w:drawing>
       </w:r>
-      <w:bookmarkStart w:id="1" w:name="_GoBack"/>
-      <w:bookmarkEnd w:id="1"/>
     </w:p>
     <w:p>
       <w:pPr>
@@ -1537,6 +1580,7 @@
     <w:p>
       <w:pPr>
         <w:numPr>
+          <w:ilvl w:val="0"/>
           <w:numId w:val="0"/>
         </w:numPr>
         <w:ind w:leftChars="0"/>
@@ -2108,6 +2152,14 @@
       </w:r>
     </w:p>
     <w:p>
+      <w:r>
+        <w:rPr>
+          <w:rFonts w:hint="eastAsia"/>
+        </w:rPr>
+        <w:t>本次实验在 grammar.txt 的参考文法基础上进行了拓展：首先加入拓广产生式 P' -&gt; P; ，通过引入新的开始符号 P' 来统一 LR 分析的接受条件，使分析在规约到完整程序后能够在表中明确触发 accept ；其次扩展了语句层文法以提升语言表达能力，在保留原有“声明、赋值、return、四则运算与括号”的基础上，新增 IdList 支持 int a, b, c; 形式的多变量声明，并增加 S -&gt; D id = E; 支持声明时初始化；最后在表达式部分补齐运算符能力与优先级结构，在乘法层加入除法产生式 A -&gt; A / B; ，并在基本项层加入一元负号 B -&gt; - B; ，从而使生成的 LR 分析表能够识别更丰富的算术表达式，同时维持“括号/一元 &gt; 乘除 &gt; 加减”的常见优先级与左结合设计。</w:t>
+      </w:r>
+    </w:p>
+    <w:p>
       <w:pPr>
         <w:pStyle w:val="4"/>
         <w:numPr>
@@ -2144,6 +2196,40 @@
       </w:r>
     </w:p>
     <w:p>
+      <w:r>
+        <w:rPr>
+          <w:rFonts w:hint="eastAsia"/>
+        </w:rPr>
+        <w:t>LR(1) 分析表由 ACTION 表与 GOTO 表构成：ACTION 用于“在某状态下遇到某终结符应移入/规约/接受/报错”，GOTO 用于“在某状态下规约出某非终结符后应转移到哪个状态”。本项目中 LRTable 对外提供 getAction(status, token) 与 getGoto(status, nonTerminal) 两个核心接口（见 LRTable.java ），语法分析器只需按当前栈顶状态与当前输入 Token 查表即可驱动整个分析流程；</w:t>
+      </w:r>
+      <w:r>
+        <w:rPr>
+          <w:rFonts w:hint="eastAsia"/>
+          <w:lang w:val="en-US" w:eastAsia="zh-CN"/>
+        </w:rPr>
+        <w:t>在本人的实现中，</w:t>
+      </w:r>
+      <w:r>
+        <w:rPr>
+          <w:rFonts w:hint="eastAsia"/>
+        </w:rPr>
+        <w:t xml:space="preserve">分析表由框架的 TableGenerator 根据 </w:t>
+      </w:r>
+      <w:r>
+        <w:rPr>
+          <w:rFonts w:hint="eastAsia"/>
+          <w:lang w:val="en-US" w:eastAsia="zh-CN"/>
+        </w:rPr>
+        <w:t>修改过的</w:t>
+      </w:r>
+      <w:r>
+        <w:rPr>
+          <w:rFonts w:hint="eastAsia"/>
+        </w:rPr>
+        <w:t>grammar.txt 自动构造</w:t>
+      </w:r>
+    </w:p>
+    <w:p>
       <w:pPr>
         <w:pStyle w:val="4"/>
         <w:numPr>
@@ -2165,9 +2251,23 @@
       </w:r>
     </w:p>
     <w:p>
+      <w:r>
+        <w:rPr>
+          <w:rFonts w:hint="eastAsia"/>
+        </w:rPr>
+        <w:t>本实验在驱动程序中使用 Stack&lt;Status&gt; 保存 LR 自动机状态，栈顶元素表示当前分析所处状态，移入时压入新状态，规约时按产生式体长度弹出对应数量的状态后再根据 GOTO 压入新状态。符号栈在“只做语法识别与产生式输出”的实验二中不是必须的，因此本次驱动程序未在 SyntaxAnalyzer 内维护符号栈；但在后续语义分析/IR 生成中，观察者往往需要维护自己的“符号/属性栈”（可用 Symbol 作为 Token 与 NonTerminal 的联合体）来保存移入符号及其属性值，并在规约时弹栈计算继承/综合属性，这一点与框架的观察者模式设计一致。</w:t>
+      </w:r>
+    </w:p>
+    <w:p>
       <w:pPr>
         <w:pStyle w:val="4"/>
-        <w:rPr>
+        <w:numPr>
+          <w:ilvl w:val="2"/>
+          <w:numId w:val="2"/>
+        </w:numPr>
+        <w:ind w:left="720" w:leftChars="0" w:hanging="720" w:firstLineChars="0"/>
+        <w:rPr>
+          <w:rFonts w:hint="eastAsia"/>
           <w:sz w:val="24"/>
           <w:szCs w:val="24"/>
         </w:rPr>
@@ -2177,7 +2277,7 @@
           <w:sz w:val="24"/>
           <w:szCs w:val="24"/>
         </w:rPr>
-        <w:t xml:space="preserve">3.2.4  </w:t>
+        <w:t xml:space="preserve"> </w:t>
       </w:r>
       <w:r>
         <w:rPr>
@@ -2186,6 +2286,21 @@
           <w:szCs w:val="24"/>
         </w:rPr>
         <w:t>LR驱动程序设计思路和算法描述</w:t>
+      </w:r>
+    </w:p>
+    <w:p>
+      <w:pPr>
+        <w:numPr>
+          <w:ilvl w:val="0"/>
+          <w:numId w:val="0"/>
+        </w:numPr>
+        <w:ind w:leftChars="0"/>
+      </w:pPr>
+      <w:r>
+        <w:rPr>
+          <w:rFonts w:hint="eastAsia"/>
+        </w:rPr>
+        <w:t>驱动程序实现于 SyntaxAnalyzer.java ：首先将 Token 串加载为队列结构，然后初始化状态栈为 LR 表初始状态；在循环中始终取“栈顶状态 + 当前输入 Token”查 ACTION 表得到动作，若为 Shift 则通知观察者并压入移入后的状态同时消耗一个 Token，若为 Reduce 则通知观察者并按产生式体长度弹出状态栈再查 GOTO 压入新状态且不消耗 Token，若为 Accept 则通知观察者并结束分析，否则抛出语法错误。</w:t>
       </w:r>
     </w:p>
     <w:p>
@@ -2692,6 +2807,7 @@
           <w:bCs/>
           <w:color w:val="auto"/>
           <w:sz w:val="24"/>
+          <w:lang w:val="en-US" w:eastAsia="zh-CN"/>
         </w:rPr>
       </w:pPr>
       <w:r>
@@ -2795,6 +2911,76 @@
             </a:graphic>
           </wp:anchor>
         </w:drawing>
+      </w:r>
+      <w:r>
+        <w:rPr>
+          <w:rFonts w:hint="eastAsia" w:ascii="宋体" w:hAnsi="宋体" w:cs="宋体"/>
+          <w:b/>
+          <w:bCs/>
+          <w:color w:val="auto"/>
+          <w:sz w:val="24"/>
+          <w:lang w:val="en-US" w:eastAsia="zh-CN"/>
+        </w:rPr>
+        <w:t>语法分析：</w:t>
+      </w:r>
+    </w:p>
+    <w:p>
+      <w:pPr>
+        <w:pStyle w:val="19"/>
+        <w:spacing w:line="400" w:lineRule="exact"/>
+        <w:ind w:left="0" w:leftChars="0" w:firstLine="420" w:firstLineChars="0"/>
+        <w:rPr>
+          <w:rFonts w:hint="default" w:ascii="宋体" w:hAnsi="宋体" w:cs="宋体"/>
+          <w:b/>
+          <w:bCs/>
+          <w:color w:val="auto"/>
+          <w:sz w:val="24"/>
+          <w:lang w:val="en-US" w:eastAsia="zh-CN"/>
+        </w:rPr>
+      </w:pPr>
+      <w:r>
+        <w:rPr>
+          <w:rFonts w:hint="default" w:ascii="宋体" w:hAnsi="宋体" w:cs="宋体"/>
+          <w:b/>
+          <w:bCs/>
+          <w:color w:val="auto"/>
+          <w:sz w:val="24"/>
+          <w:lang w:val="en-US" w:eastAsia="zh-CN"/>
+        </w:rPr>
+        <w:t>本</w:t>
+      </w:r>
+      <w:r>
+        <w:rPr>
+          <w:rFonts w:hint="eastAsia" w:ascii="宋体" w:hAnsi="宋体" w:cs="宋体"/>
+          <w:b/>
+          <w:bCs/>
+          <w:color w:val="auto"/>
+          <w:sz w:val="24"/>
+          <w:lang w:val="en-US" w:eastAsia="zh-CN"/>
+        </w:rPr>
+        <w:t>模块</w:t>
+      </w:r>
+      <w:r>
+        <w:rPr>
+          <w:rFonts w:hint="default" w:ascii="宋体" w:hAnsi="宋体" w:cs="宋体"/>
+          <w:b/>
+          <w:bCs/>
+          <w:color w:val="auto"/>
+          <w:sz w:val="24"/>
+          <w:lang w:val="en-US" w:eastAsia="zh-CN"/>
+        </w:rPr>
+        <w:t>输入为源程序 input_code.txt ，词法分析输出 Token 流文件为 token.txt ，其中包含 int/id/IntConst/运算符/括号/Semicolon 等终结符序列；语法分析输出为规约产生式序列 parser_list.txt ，最后出现 P -&gt; S_list 与 P' -&gt; P 表明整个程序按拓展文法成功接受；对照标准输出文件可验证产生式序列一致，</w:t>
+      </w:r>
+      <w:r>
+        <w:rPr>
+          <w:rFonts w:hint="eastAsia" w:ascii="宋体" w:hAnsi="宋体" w:cs="宋体"/>
+          <w:b/>
+          <w:bCs/>
+          <w:color w:val="auto"/>
+          <w:sz w:val="24"/>
+          <w:lang w:val="en-US" w:eastAsia="zh-CN"/>
+        </w:rPr>
+        <w:t>从而说明正确实现语法分析器。</w:t>
       </w:r>
     </w:p>
     <w:p>

--- a/2023311C18-侯天语-编译原理-实验报告.docx
+++ b/2023311C18-侯天语-编译原理-实验报告.docx
@@ -850,8 +850,6 @@
           <w:docGrid w:type="lines" w:linePitch="312" w:charSpace="0"/>
         </w:sectPr>
       </w:pPr>
-      <w:bookmarkStart w:id="1" w:name="_GoBack"/>
-      <w:bookmarkEnd w:id="1"/>
     </w:p>
     <w:p>
       <w:pPr>
@@ -987,12 +985,17 @@
         <w:rPr>
           <w:rFonts w:hint="eastAsia"/>
         </w:rPr>
-        <w:t>在完成词法分析得到 Token 串之后，利用 LR(1) 分析表对输入进行移入/规约/接受判定，并在规约过程中输出规约产生式序列，为后续语义分析与中间代码生成提供结构化的语法信息。实验方法上，项目使用 Java 语言实现，按照框架提供的 LRTable（ACTION/GOTO 表）与观察者接口 ActionObserver 组织代码，在 Windows 环境下运行与验证，语法分析驱动程序实现于 SyntaxAnalyzer.java 并通过输出文件与标准结果对比完成正确性检验。</w:t>
+        <w:t>在完成词法分析得到 Token 串之后，利用 LR(1) 分析表对输入进行移入/规约/接受判定，并在规约过程中输出规约产生式序列，为后续语义分析与中间代码生成提供结构化的语法信息。实验方法上，项目使用 Java 语言实现，按照框架提供的 LRTable与观察者接口 ActionObserver 组织代码，在 Windows 环境下运行与验证，语法分析驱动程序实现于 SyntaxAnalyzer.java 并通过输出文件与标准结果对比完成正确性检验。</w:t>
       </w:r>
     </w:p>
     <w:p>
       <w:pPr>
         <w:pStyle w:val="3"/>
+        <w:numPr>
+          <w:ilvl w:val="1"/>
+          <w:numId w:val="1"/>
+        </w:numPr>
+        <w:ind w:left="0" w:leftChars="0" w:firstLine="0" w:firstLineChars="0"/>
         <w:rPr>
           <w:rFonts w:ascii="Times New Roman" w:hAnsi="Times New Roman" w:eastAsia="宋体" w:cs="Times New Roman"/>
           <w:sz w:val="28"/>
@@ -1005,6 +1008,91 @@
           <w:sz w:val="28"/>
           <w:szCs w:val="28"/>
         </w:rPr>
+        <w:t>典型语句的语义分析及中间代码生成</w:t>
+      </w:r>
+    </w:p>
+    <w:p>
+      <w:pPr>
+        <w:numPr>
+          <w:numId w:val="0"/>
+        </w:numPr>
+        <w:ind w:leftChars="0"/>
+      </w:pPr>
+      <w:r>
+        <w:rPr>
+          <w:rFonts w:hint="eastAsia"/>
+        </w:rPr>
+        <w:t>在语法分析的规约过程中引入语法制导翻译，实现对声明语句、赋值语句与算术表达式的语义分析，并同步生成三地址形式的中间代码</w:t>
+      </w:r>
+      <w:r>
+        <w:rPr>
+          <w:rFonts w:hint="eastAsia"/>
+          <w:lang w:eastAsia="zh-CN"/>
+        </w:rPr>
+        <w:t>（</w:t>
+      </w:r>
+      <w:r>
+        <w:rPr>
+          <w:rFonts w:hint="eastAsia"/>
+          <w:lang w:val="en-US" w:eastAsia="zh-CN"/>
+        </w:rPr>
+        <w:t>四元式</w:t>
+      </w:r>
+      <w:r>
+        <w:rPr>
+          <w:rFonts w:hint="eastAsia"/>
+          <w:lang w:eastAsia="zh-CN"/>
+        </w:rPr>
+        <w:t>）</w:t>
+      </w:r>
+      <w:r>
+        <w:rPr>
+          <w:rFonts w:hint="eastAsia"/>
+        </w:rPr>
+        <w:t>，最终利用框架提供的 IREmulator 对生成的 IR 进行解释执行以验证正确性。</w:t>
+      </w:r>
+      <w:r>
+        <w:rPr>
+          <w:rFonts w:hint="eastAsia"/>
+          <w:lang w:val="en-US" w:eastAsia="zh-CN"/>
+        </w:rPr>
+        <w:t>继续在原有框架上进行补充开发</w:t>
+      </w:r>
+      <w:r>
+        <w:rPr>
+          <w:rFonts w:hint="eastAsia"/>
+        </w:rPr>
+        <w:t>，在基于观察者机制将语义动作与 LR 驱动程序解耦，在语法分析执行 Shift/Reduce/Accept 时回调语义分析器与 IR 生成器；核心</w:t>
+      </w:r>
+      <w:r>
+        <w:rPr>
+          <w:rFonts w:hint="eastAsia"/>
+          <w:lang w:val="en-US" w:eastAsia="zh-CN"/>
+        </w:rPr>
+        <w:t>代码为</w:t>
+      </w:r>
+      <w:r>
+        <w:rPr>
+          <w:rFonts w:hint="eastAsia"/>
+        </w:rPr>
+        <w:t xml:space="preserve"> SemanticAnalyzer.java 与 IRGenerator.java ，并通过输出符号表文件与中间代码文件以及模拟器执行结果文件进行验证。</w:t>
+      </w:r>
+    </w:p>
+    <w:p>
+      <w:pPr>
+        <w:pStyle w:val="3"/>
+        <w:rPr>
+          <w:rFonts w:ascii="Times New Roman" w:hAnsi="Times New Roman" w:eastAsia="宋体" w:cs="Times New Roman"/>
+          <w:sz w:val="28"/>
+          <w:szCs w:val="28"/>
+        </w:rPr>
+      </w:pPr>
+      <w:r>
+        <w:rPr>
+          <w:rFonts w:ascii="Times New Roman" w:hAnsi="Times New Roman" w:eastAsia="宋体" w:cs="Times New Roman"/>
+          <w:sz w:val="28"/>
+          <w:szCs w:val="28"/>
+        </w:rPr>
         <w:t>1.</w:t>
       </w:r>
       <w:r>
@@ -1013,7 +1101,7 @@
           <w:sz w:val="28"/>
           <w:szCs w:val="28"/>
         </w:rPr>
-        <w:t>3</w:t>
+        <w:t>4</w:t>
       </w:r>
       <w:r>
         <w:rPr>
@@ -1021,7 +1109,67 @@
           <w:sz w:val="28"/>
           <w:szCs w:val="28"/>
         </w:rPr>
-        <w:t xml:space="preserve"> 典型语句的语义分析及中间代码生成</w:t>
+        <w:t xml:space="preserve"> 目标代码生成</w:t>
+      </w:r>
+    </w:p>
+    <w:p>
+      <w:pPr>
+        <w:pStyle w:val="2"/>
+        <w:rPr>
+          <w:rFonts w:ascii="Times New Roman" w:hAnsi="Times New Roman" w:eastAsia="宋体" w:cs="Times New Roman"/>
+          <w:sz w:val="32"/>
+          <w:szCs w:val="32"/>
+        </w:rPr>
+      </w:pPr>
+      <w:r>
+        <w:rPr>
+          <w:rFonts w:ascii="Times New Roman" w:hAnsi="Times New Roman" w:eastAsia="宋体" w:cs="Times New Roman"/>
+          <w:sz w:val="32"/>
+          <w:szCs w:val="32"/>
+        </w:rPr>
+        <w:t>2</w:t>
+      </w:r>
+      <w:r>
+        <w:rPr>
+          <w:rFonts w:hint="eastAsia" w:ascii="Times New Roman" w:hAnsi="Times New Roman" w:eastAsia="宋体" w:cs="Times New Roman"/>
+          <w:sz w:val="32"/>
+          <w:szCs w:val="32"/>
+        </w:rPr>
+        <w:t xml:space="preserve"> 实验内容及要求</w:t>
+      </w:r>
+    </w:p>
+    <w:p>
+      <w:pPr>
+        <w:pStyle w:val="19"/>
+        <w:spacing w:before="100" w:beforeAutospacing="1" w:after="100" w:afterAutospacing="1" w:line="400" w:lineRule="exact"/>
+        <w:ind w:left="420" w:firstLine="0" w:firstLineChars="0"/>
+        <w:rPr>
+          <w:rFonts w:ascii="宋体" w:hAnsi="宋体" w:cs="宋体"/>
+          <w:b/>
+          <w:bCs/>
+          <w:color w:val="FF0000"/>
+          <w:sz w:val="24"/>
+        </w:rPr>
+      </w:pPr>
+      <w:r>
+        <w:rPr>
+          <w:rFonts w:ascii="宋体" w:hAnsi="宋体" w:cs="宋体"/>
+          <w:b/>
+          <w:bCs/>
+          <w:color w:val="FF0000"/>
+          <w:sz w:val="24"/>
+        </w:rPr>
+        <w:t>每次实验室的实验内容和要求描述清楚</w:t>
+      </w:r>
+      <w:r>
+        <w:rPr>
+          <w:rFonts w:hint="eastAsia" w:ascii="宋体" w:hAnsi="宋体" w:cs="宋体"/>
+          <w:b/>
+          <w:bCs/>
+          <w:color w:val="FF0000"/>
+          <w:sz w:val="24"/>
+        </w:rPr>
+        <w:t>。</w:t>
       </w:r>
     </w:p>
     <w:p>
@@ -1039,7 +1187,7 @@
           <w:sz w:val="28"/>
           <w:szCs w:val="28"/>
         </w:rPr>
-        <w:t>1.</w:t>
+        <w:t>2.</w:t>
       </w:r>
       <w:r>
         <w:rPr>
@@ -1047,7 +1195,7 @@
           <w:sz w:val="28"/>
           <w:szCs w:val="28"/>
         </w:rPr>
-        <w:t>4</w:t>
+        <w:t>1</w:t>
       </w:r>
       <w:r>
         <w:rPr>
@@ -1055,67 +1203,15 @@
           <w:sz w:val="28"/>
           <w:szCs w:val="28"/>
         </w:rPr>
-        <w:t xml:space="preserve"> 目标代码生成</w:t>
-      </w:r>
-    </w:p>
-    <w:p>
-      <w:pPr>
-        <w:pStyle w:val="2"/>
-        <w:rPr>
-          <w:rFonts w:ascii="Times New Roman" w:hAnsi="Times New Roman" w:eastAsia="宋体" w:cs="Times New Roman"/>
-          <w:sz w:val="32"/>
-          <w:szCs w:val="32"/>
-        </w:rPr>
-      </w:pPr>
-      <w:r>
-        <w:rPr>
-          <w:rFonts w:ascii="Times New Roman" w:hAnsi="Times New Roman" w:eastAsia="宋体" w:cs="Times New Roman"/>
-          <w:sz w:val="32"/>
-          <w:szCs w:val="32"/>
-        </w:rPr>
-        <w:t>2</w:t>
-      </w:r>
-      <w:r>
-        <w:rPr>
-          <w:rFonts w:hint="eastAsia" w:ascii="Times New Roman" w:hAnsi="Times New Roman" w:eastAsia="宋体" w:cs="Times New Roman"/>
-          <w:sz w:val="32"/>
-          <w:szCs w:val="32"/>
-        </w:rPr>
-        <w:t xml:space="preserve"> 实验内容及要求</w:t>
-      </w:r>
-    </w:p>
-    <w:p>
-      <w:pPr>
-        <w:pStyle w:val="19"/>
-        <w:spacing w:before="100" w:beforeAutospacing="1" w:after="100" w:afterAutospacing="1" w:line="400" w:lineRule="exact"/>
-        <w:ind w:left="420" w:firstLine="0" w:firstLineChars="0"/>
-        <w:rPr>
-          <w:rFonts w:ascii="宋体" w:hAnsi="宋体" w:cs="宋体"/>
-          <w:b/>
-          <w:bCs/>
-          <w:color w:val="FF0000"/>
-          <w:sz w:val="24"/>
-        </w:rPr>
-      </w:pPr>
-      <w:r>
-        <w:rPr>
-          <w:rFonts w:ascii="宋体" w:hAnsi="宋体" w:cs="宋体"/>
-          <w:b/>
-          <w:bCs/>
-          <w:color w:val="FF0000"/>
-          <w:sz w:val="24"/>
-        </w:rPr>
-        <w:t>每次实验室的实验内容和要求描述清楚</w:t>
-      </w:r>
-      <w:r>
-        <w:rPr>
-          <w:rFonts w:hint="eastAsia" w:ascii="宋体" w:hAnsi="宋体" w:cs="宋体"/>
-          <w:b/>
-          <w:bCs/>
-          <w:color w:val="FF0000"/>
-          <w:sz w:val="24"/>
-        </w:rPr>
-        <w:t>。</w:t>
+        <w:t xml:space="preserve"> 词法分析器</w:t>
+      </w:r>
+    </w:p>
+    <w:p>
+      <w:r>
+        <w:rPr>
+          <w:rFonts w:hint="eastAsia"/>
+        </w:rPr>
+        <w:t>实验内容是完成 LexicalAnalyzer 类，使其从 data/in/input_code.txt 读入源程序代码，按照有限自动机的思想逐字符扫描并识别关键字、标识符、整型常量、运算符与分隔符等词法单元，忽略任意空白字符（ \t\r\n 与空格等），不要求处理注释；同时要求将源程序中出现的每个标识符插入符号表中，并在处理完输入后追加 EOF 词法单元。实现过程中禁止使用 Java 正则表达式相关工具完成词法分析，也禁止通过“查找空格分割单词”的方式取巧；此外由于外部工具限制，分号必须输出为描述符 Semicolon 的 token，最终输出格式需与标准文件 data/std/token.txt 和 data/std/old_symbol_table.txt 保持一致。</w:t>
       </w:r>
     </w:p>
     <w:p>
@@ -1141,7 +1237,7 @@
           <w:sz w:val="28"/>
           <w:szCs w:val="28"/>
         </w:rPr>
-        <w:t>1</w:t>
+        <w:t>2</w:t>
       </w:r>
       <w:r>
         <w:rPr>
@@ -1149,15 +1245,55 @@
           <w:sz w:val="28"/>
           <w:szCs w:val="28"/>
         </w:rPr>
-        <w:t xml:space="preserve"> 词法分析器</w:t>
-      </w:r>
-    </w:p>
-    <w:p>
-      <w:r>
-        <w:rPr>
-          <w:rFonts w:hint="eastAsia"/>
-        </w:rPr>
-        <w:t>实验内容是完成 LexicalAnalyzer 类，使其从 data/in/input_code.txt 读入源程序代码，按照有限自动机的思想逐字符扫描并识别关键字、标识符、整型常量、运算符与分隔符等词法单元，忽略任意空白字符（ \t\r\n 与空格等），不要求处理注释；同时要求将源程序中出现的每个标识符插入符号表中，并在处理完输入后追加 EOF 词法单元。实现过程中禁止使用 Java 正则表达式相关工具完成词法分析，也禁止通过“查找空格分割单词”的方式取巧；此外由于外部工具限制，分号必须输出为描述符 Semicolon 的 token，最终输出格式需与标准文件 data/std/token.txt 和 data/std/old_symbol_table.txt 保持一致。</w:t>
+        <w:t xml:space="preserve"> 语法分析</w:t>
+      </w:r>
+    </w:p>
+    <w:p>
+      <w:pPr>
+        <w:rPr>
+          <w:rFonts w:hint="eastAsia" w:eastAsiaTheme="minorEastAsia"/>
+          <w:lang w:eastAsia="zh-CN"/>
+        </w:rPr>
+      </w:pPr>
+      <w:r>
+        <w:rPr>
+          <w:rFonts w:hint="eastAsia"/>
+        </w:rPr>
+        <w:t>实现 LR 语法分析驱动程序：加载词法</w:t>
+      </w:r>
+      <w:r>
+        <w:rPr>
+          <w:rFonts w:hint="eastAsia"/>
+          <w:lang w:val="en-US" w:eastAsia="zh-CN"/>
+        </w:rPr>
+        <w:t>token</w:t>
+      </w:r>
+      <w:r>
+        <w:rPr>
+          <w:rFonts w:hint="eastAsia"/>
+        </w:rPr>
+        <w:t>流与 LR 分析表，在分析过程中维护状态栈并根据 ACTION/GOTO 表执行 Shift、Reduce、Accept 动作，同时在执行动作时回调通知已注册的观察者，最终输出规约产生式序列文件作为实验二评分依据。实验要求重点包括：驱动程序必须正确查表并按 LR 算法更新状态栈；遇到 Shift/Reduce/Accept 必须调用框架提供的通知函数以保证产生式输出与后续模块工作正常；输出的规约序列需与标准答案一致。</w:t>
+      </w:r>
+      <w:r>
+        <w:rPr>
+          <w:rFonts w:hint="eastAsia"/>
+          <w:lang w:eastAsia="zh-CN"/>
+        </w:rPr>
+        <w:t>（</w:t>
+      </w:r>
+      <w:r>
+        <w:rPr>
+          <w:rFonts w:hint="eastAsia"/>
+          <w:lang w:val="en-US" w:eastAsia="zh-CN"/>
+        </w:rPr>
+        <w:t>由于本人在实验2中自己改写了文法grammar.txt,所以现在的parser_list.txt会与std有差异</w:t>
+      </w:r>
+      <w:r>
+        <w:rPr>
+          <w:rFonts w:hint="eastAsia"/>
+          <w:lang w:eastAsia="zh-CN"/>
+        </w:rPr>
+        <w:t>）</w:t>
       </w:r>
     </w:p>
     <w:p>
@@ -1183,7 +1319,7 @@
           <w:sz w:val="28"/>
           <w:szCs w:val="28"/>
         </w:rPr>
-        <w:t>2</w:t>
+        <w:t>3</w:t>
       </w:r>
       <w:r>
         <w:rPr>
@@ -1191,89 +1327,15 @@
           <w:sz w:val="28"/>
           <w:szCs w:val="28"/>
         </w:rPr>
-        <w:t xml:space="preserve"> 语法分析</w:t>
-      </w:r>
-    </w:p>
-    <w:p>
-      <w:pPr>
-        <w:rPr>
-          <w:rFonts w:hint="eastAsia" w:eastAsiaTheme="minorEastAsia"/>
-          <w:lang w:eastAsia="zh-CN"/>
-        </w:rPr>
-      </w:pPr>
-      <w:r>
-        <w:rPr>
-          <w:rFonts w:hint="eastAsia"/>
-        </w:rPr>
-        <w:t>实现 LR 语法分析驱动程序：加载词法</w:t>
-      </w:r>
-      <w:r>
-        <w:rPr>
-          <w:rFonts w:hint="eastAsia"/>
-          <w:lang w:val="en-US" w:eastAsia="zh-CN"/>
-        </w:rPr>
-        <w:t>token</w:t>
-      </w:r>
-      <w:r>
-        <w:rPr>
-          <w:rFonts w:hint="eastAsia"/>
-        </w:rPr>
-        <w:t>流与 LR 分析表，在分析过程中维护状态栈并根据 ACTION/GOTO 表执行 Shift、Reduce、Accept 动作，同时在执行动作时回调通知已注册的观察者，最终输出规约产生式序列文件作为实验二评分依据。实验要求重点包括：驱动程序必须正确查表并按 LR 算法更新状态栈；遇到 Shift/Reduce/Accept 必须调用框架提供的通知函数以保证产生式输出与后续模块工作正常；输出的规约序列需与标准答案一致。</w:t>
-      </w:r>
-      <w:r>
-        <w:rPr>
-          <w:rFonts w:hint="eastAsia"/>
-          <w:lang w:eastAsia="zh-CN"/>
-        </w:rPr>
-        <w:t>（</w:t>
-      </w:r>
-      <w:r>
-        <w:rPr>
-          <w:rFonts w:hint="eastAsia"/>
-          <w:lang w:val="en-US" w:eastAsia="zh-CN"/>
-        </w:rPr>
-        <w:t>由于本人在实验2中自己改写了文法grammar.txt,所以现在的parser_list.txt会与std有差异</w:t>
-      </w:r>
-      <w:r>
-        <w:rPr>
-          <w:rFonts w:hint="eastAsia"/>
-          <w:lang w:eastAsia="zh-CN"/>
-        </w:rPr>
-        <w:t>）</w:t>
-      </w:r>
-    </w:p>
-    <w:p>
-      <w:pPr>
-        <w:pStyle w:val="3"/>
-        <w:rPr>
-          <w:rFonts w:ascii="Times New Roman" w:hAnsi="Times New Roman" w:eastAsia="宋体" w:cs="Times New Roman"/>
-          <w:sz w:val="28"/>
-          <w:szCs w:val="28"/>
-        </w:rPr>
-      </w:pPr>
-      <w:r>
-        <w:rPr>
-          <w:rFonts w:ascii="Times New Roman" w:hAnsi="Times New Roman" w:eastAsia="宋体" w:cs="Times New Roman"/>
-          <w:sz w:val="28"/>
-          <w:szCs w:val="28"/>
-        </w:rPr>
-        <w:t>2.</w:t>
-      </w:r>
-      <w:r>
-        <w:rPr>
-          <w:rFonts w:hint="eastAsia" w:ascii="Times New Roman" w:hAnsi="Times New Roman" w:eastAsia="宋体" w:cs="Times New Roman"/>
-          <w:sz w:val="28"/>
-          <w:szCs w:val="28"/>
-        </w:rPr>
-        <w:t>3</w:t>
-      </w:r>
-      <w:r>
-        <w:rPr>
-          <w:rFonts w:ascii="Times New Roman" w:hAnsi="Times New Roman" w:eastAsia="宋体" w:cs="Times New Roman"/>
-          <w:sz w:val="28"/>
-          <w:szCs w:val="28"/>
-        </w:rPr>
         <w:t xml:space="preserve"> 典型语句的语义分析及中间代码生成</w:t>
+      </w:r>
+    </w:p>
+    <w:p>
+      <w:r>
+        <w:rPr>
+          <w:rFonts w:hint="eastAsia"/>
+        </w:rPr>
+        <w:t>基于实验二使用的文法，为语法正确的 Token 串设计翻译方案并实现语法制导翻译；在完成语法分析的同时进行语义分析，输出更新后的符号表；在规约过程中生成中间代码序列并保存到指定文件；支持声明语句、简单赋值语句、算术表达式的语义检查与 IR 生成；最后使用 IREmulator 对 IR 进行模拟执行，输出返回值以验证 IR 的语义正确性。严格按框架要求补全语义分析器与 IR 生成器的 TODO 函数。</w:t>
       </w:r>
     </w:p>
     <w:p>
@@ -2384,6 +2446,514 @@
     </w:p>
     <w:p>
       <w:pPr>
+        <w:rPr>
+          <w:rFonts w:hint="eastAsia"/>
+        </w:rPr>
+      </w:pPr>
+      <w:r>
+        <w:rPr>
+          <w:rFonts w:hint="eastAsia"/>
+        </w:rPr>
+        <w:t>采用以 S-属性为主的翻译方案：在规约产生式时计算综合属性并执行语义动作，其中声明产生式负责为标识符绑定类型，赋值产生式负责生成赋值三地址指令，表达式产生式负责生成加减乘等运算指令并以临时变量保存中间结果。</w:t>
+      </w:r>
+    </w:p>
+    <w:p>
+      <w:pPr>
+        <w:rPr>
+          <w:rFonts w:hint="eastAsia"/>
+        </w:rPr>
+      </w:pPr>
+      <w:r>
+        <w:rPr>
+          <w:rFonts w:hint="eastAsia"/>
+        </w:rPr>
+        <w:t>D -&gt; int 给出 D.type = Int；S -&gt; D IdList或S -&gt; D id（声明类产生式）通过符号表查找/插入并设置条目类型；B -&gt; IntConst 令 B.val 为立即数，B -&gt; id令B.val为具名 IR 变量，E/A/B 的层级产生式完成val 传递，而E -&gt; E + A、E -&gt; E - A、A -&gt; A * B 在规约时生成 ADD/SUB/MUL 指令并返回新的临时变量作为综合属性值</w:t>
+      </w:r>
+      <w:r>
+        <w:rPr>
+          <w:rFonts w:hint="eastAsia"/>
+          <w:lang w:eastAsia="zh-CN"/>
+        </w:rPr>
+        <w:t>；</w:t>
+      </w:r>
+      <w:r>
+        <w:rPr>
+          <w:rFonts w:hint="eastAsia"/>
+        </w:rPr>
+        <w:t>S -&gt; id = E生成 MOV id, E.val ，S -&gt; return E生成 RET E.val</w:t>
+      </w:r>
+      <w:r>
+        <w:rPr>
+          <w:rFonts w:hint="eastAsia"/>
+          <w:lang w:eastAsia="zh-CN"/>
+        </w:rPr>
+        <w:t>，</w:t>
+      </w:r>
+      <w:r>
+        <w:rPr>
+          <w:rFonts w:hint="eastAsia"/>
+        </w:rPr>
+        <w:t>从而保证生成的IR与源程序计算语义一致。</w:t>
+      </w:r>
+    </w:p>
+    <w:p>
+      <w:pPr>
+        <w:rPr>
+          <w:rFonts w:hint="eastAsia"/>
+          <w:lang w:val="en-US" w:eastAsia="zh-CN"/>
+        </w:rPr>
+      </w:pPr>
+      <w:r>
+        <w:rPr>
+          <w:rFonts w:hint="eastAsia"/>
+          <w:lang w:val="en-US" w:eastAsia="zh-CN"/>
+        </w:rPr>
+        <w:t>以下为核心方案具体说明：</w:t>
+      </w:r>
+    </w:p>
+    <w:p>
+      <w:pPr>
+        <w:rPr>
+          <w:rFonts w:hint="eastAsia"/>
+          <w:lang w:val="en-US" w:eastAsia="zh-CN"/>
+        </w:rPr>
+      </w:pPr>
+      <w:r>
+        <w:rPr>
+          <w:rFonts w:hint="eastAsia"/>
+          <w:lang w:val="en-US" w:eastAsia="zh-CN"/>
+        </w:rPr>
+        <w:t>语义分析：</w:t>
+      </w:r>
+    </w:p>
+    <w:p>
+      <w:pPr>
+        <w:rPr>
+          <w:rFonts w:hint="default"/>
+          <w:lang w:val="en-US" w:eastAsia="zh-CN"/>
+        </w:rPr>
+      </w:pPr>
+      <w:r>
+        <w:rPr>
+          <w:rFonts w:hint="default"/>
+          <w:lang w:val="en-US" w:eastAsia="zh-CN"/>
+        </w:rPr>
+        <w:t>D -&gt; int</w:t>
+      </w:r>
+    </w:p>
+    <w:p>
+      <w:pPr>
+        <w:ind w:firstLine="210" w:firstLineChars="100"/>
+        <w:rPr>
+          <w:rFonts w:hint="default"/>
+          <w:lang w:val="en-US" w:eastAsia="zh-CN"/>
+        </w:rPr>
+      </w:pPr>
+      <w:r>
+        <w:rPr>
+          <w:rFonts w:hint="default"/>
+          <w:lang w:val="en-US" w:eastAsia="zh-CN"/>
+        </w:rPr>
+        <w:t>- 综合属性 D.type = Int</w:t>
+      </w:r>
+    </w:p>
+    <w:p>
+      <w:pPr>
+        <w:rPr>
+          <w:rFonts w:hint="default"/>
+          <w:lang w:val="en-US" w:eastAsia="zh-CN"/>
+        </w:rPr>
+      </w:pPr>
+      <w:r>
+        <w:rPr>
+          <w:rFonts w:hint="default"/>
+          <w:lang w:val="en-US" w:eastAsia="zh-CN"/>
+        </w:rPr>
+        <w:t>IdList -&gt; id与IdList -&gt; id , IdList</w:t>
+      </w:r>
+    </w:p>
+    <w:p>
+      <w:pPr>
+        <w:ind w:firstLine="210" w:firstLineChars="100"/>
+        <w:rPr>
+          <w:rFonts w:hint="default"/>
+          <w:lang w:val="en-US" w:eastAsia="zh-CN"/>
+        </w:rPr>
+      </w:pPr>
+      <w:r>
+        <w:rPr>
+          <w:rFonts w:hint="default"/>
+          <w:lang w:val="en-US" w:eastAsia="zh-CN"/>
+        </w:rPr>
+        <w:t>- 综合属性IdList.ids = [...] ，把多个声明变量名收集成列表</w:t>
+      </w:r>
+    </w:p>
+    <w:p>
+      <w:pPr>
+        <w:rPr>
+          <w:rFonts w:hint="default"/>
+          <w:lang w:val="en-US" w:eastAsia="zh-CN"/>
+        </w:rPr>
+      </w:pPr>
+      <w:r>
+        <w:rPr>
+          <w:rFonts w:hint="default"/>
+          <w:lang w:val="en-US" w:eastAsia="zh-CN"/>
+        </w:rPr>
+        <w:t>S -&gt; D IdList</w:t>
+      </w:r>
+    </w:p>
+    <w:p>
+      <w:pPr>
+        <w:ind w:firstLine="210" w:firstLineChars="100"/>
+        <w:rPr>
+          <w:rFonts w:hint="default"/>
+          <w:lang w:val="en-US" w:eastAsia="zh-CN"/>
+        </w:rPr>
+      </w:pPr>
+      <w:r>
+        <w:rPr>
+          <w:rFonts w:hint="default"/>
+          <w:lang w:val="en-US" w:eastAsia="zh-CN"/>
+        </w:rPr>
+        <w:t>- 对 IdList.ids里的每个id，做 symbolTable.get(id).setType(D.type)</w:t>
+      </w:r>
+    </w:p>
+    <w:p>
+      <w:pPr>
+        <w:rPr>
+          <w:rFonts w:hint="default"/>
+          <w:lang w:val="en-US" w:eastAsia="zh-CN"/>
+        </w:rPr>
+      </w:pPr>
+      <w:r>
+        <w:rPr>
+          <w:rFonts w:hint="default"/>
+          <w:lang w:val="en-US" w:eastAsia="zh-CN"/>
+        </w:rPr>
+        <w:t>S -&gt; D id = E</w:t>
+      </w:r>
+    </w:p>
+    <w:p>
+      <w:pPr>
+        <w:ind w:firstLine="210" w:firstLineChars="100"/>
+        <w:rPr>
+          <w:rFonts w:hint="default"/>
+          <w:lang w:val="en-US" w:eastAsia="zh-CN"/>
+        </w:rPr>
+      </w:pPr>
+      <w:r>
+        <w:rPr>
+          <w:rFonts w:hint="default"/>
+          <w:lang w:val="en-US" w:eastAsia="zh-CN"/>
+        </w:rPr>
+        <w:t>- 先把 id 的类型设为 D.type（声明），赋值相关 IR 由 IRGenerator 做</w:t>
+      </w:r>
+    </w:p>
+    <w:p>
+      <w:pPr>
+        <w:rPr>
+          <w:rFonts w:hint="default"/>
+          <w:lang w:val="en-US" w:eastAsia="zh-CN"/>
+        </w:rPr>
+      </w:pPr>
+      <w:r>
+        <w:rPr>
+          <w:rFonts w:hint="default"/>
+          <w:lang w:val="en-US" w:eastAsia="zh-CN"/>
+        </w:rPr>
+        <w:t>S -&gt; id = E 和 B -&gt; id</w:t>
+      </w:r>
+    </w:p>
+    <w:p>
+      <w:pPr>
+        <w:ind w:firstLine="210" w:firstLineChars="100"/>
+        <w:rPr>
+          <w:rFonts w:hint="default"/>
+          <w:lang w:val="en-US" w:eastAsia="zh-CN"/>
+        </w:rPr>
+      </w:pPr>
+      <w:r>
+        <w:rPr>
+          <w:rFonts w:hint="default"/>
+          <w:lang w:val="en-US" w:eastAsia="zh-CN"/>
+        </w:rPr>
+        <w:t>- 检查该 id 是否已声明（ symbolTable.get(id).getType() != null ），否则抛错未声明变量</w:t>
+      </w:r>
+    </w:p>
+    <w:p>
+      <w:pPr>
+        <w:ind w:firstLine="210" w:firstLineChars="100"/>
+        <w:rPr>
+          <w:rFonts w:hint="default"/>
+          <w:lang w:val="en-US" w:eastAsia="zh-CN"/>
+        </w:rPr>
+      </w:pPr>
+    </w:p>
+    <w:p>
+      <w:pPr>
+        <w:rPr>
+          <w:rFonts w:hint="default" w:eastAsiaTheme="minorEastAsia"/>
+          <w:lang w:val="en-US" w:eastAsia="zh-CN"/>
+        </w:rPr>
+      </w:pPr>
+      <w:r>
+        <w:rPr>
+          <w:rFonts w:hint="eastAsia"/>
+          <w:lang w:val="en-US" w:eastAsia="zh-CN"/>
+        </w:rPr>
+        <w:t>中间代码生成：</w:t>
+      </w:r>
+    </w:p>
+    <w:p>
+      <w:pPr>
+        <w:rPr>
+          <w:rFonts w:hint="eastAsia"/>
+        </w:rPr>
+      </w:pPr>
+      <w:r>
+        <w:rPr>
+          <w:rFonts w:hint="eastAsia"/>
+        </w:rPr>
+        <w:t>B -&gt; IntConst</w:t>
+      </w:r>
+    </w:p>
+    <w:p>
+      <w:pPr>
+        <w:rPr>
+          <w:rFonts w:hint="eastAsia"/>
+        </w:rPr>
+      </w:pPr>
+      <w:r>
+        <w:rPr>
+          <w:rFonts w:hint="eastAsia"/>
+        </w:rPr>
+        <w:t xml:space="preserve">  - B.val = IRImmediate.of(IntConst.lexval)</w:t>
+      </w:r>
+    </w:p>
+    <w:p>
+      <w:pPr>
+        <w:rPr>
+          <w:rFonts w:hint="eastAsia"/>
+        </w:rPr>
+      </w:pPr>
+      <w:r>
+        <w:rPr>
+          <w:rFonts w:hint="eastAsia"/>
+        </w:rPr>
+        <w:t>B -&gt; id</w:t>
+      </w:r>
+    </w:p>
+    <w:p>
+      <w:pPr>
+        <w:rPr>
+          <w:rFonts w:hint="eastAsia"/>
+        </w:rPr>
+      </w:pPr>
+      <w:r>
+        <w:rPr>
+          <w:rFonts w:hint="eastAsia"/>
+        </w:rPr>
+        <w:t xml:space="preserve">  - B.val = IRVariable.named(id.name)</w:t>
+      </w:r>
+    </w:p>
+    <w:p>
+      <w:pPr>
+        <w:rPr>
+          <w:rFonts w:hint="eastAsia"/>
+        </w:rPr>
+      </w:pPr>
+      <w:r>
+        <w:rPr>
+          <w:rFonts w:hint="eastAsia"/>
+        </w:rPr>
+        <w:t>B -&gt; ( E )</w:t>
+      </w:r>
+    </w:p>
+    <w:p>
+      <w:pPr>
+        <w:rPr>
+          <w:rFonts w:hint="eastAsia"/>
+        </w:rPr>
+      </w:pPr>
+      <w:r>
+        <w:rPr>
+          <w:rFonts w:hint="eastAsia"/>
+        </w:rPr>
+        <w:t xml:space="preserve">  - B.val = E.val</w:t>
+      </w:r>
+    </w:p>
+    <w:p>
+      <w:pPr>
+        <w:rPr>
+          <w:rFonts w:hint="eastAsia"/>
+        </w:rPr>
+      </w:pPr>
+      <w:r>
+        <w:rPr>
+          <w:rFonts w:hint="eastAsia"/>
+        </w:rPr>
+        <w:t>A -&gt; B 、 E -&gt; A</w:t>
+      </w:r>
+    </w:p>
+    <w:p>
+      <w:pPr>
+        <w:rPr>
+          <w:rFonts w:hint="eastAsia"/>
+        </w:rPr>
+      </w:pPr>
+      <w:r>
+        <w:rPr>
+          <w:rFonts w:hint="eastAsia"/>
+        </w:rPr>
+        <w:t xml:space="preserve">  - 直接传递：A.val = B.val，E.val = A.val</w:t>
+      </w:r>
+    </w:p>
+    <w:p>
+      <w:pPr>
+        <w:rPr>
+          <w:rFonts w:hint="eastAsia"/>
+        </w:rPr>
+      </w:pPr>
+      <w:r>
+        <w:rPr>
+          <w:rFonts w:hint="eastAsia"/>
+        </w:rPr>
+        <w:t>A -&gt; A * B</w:t>
+      </w:r>
+    </w:p>
+    <w:p>
+      <w:pPr>
+        <w:rPr>
+          <w:rFonts w:hint="eastAsia"/>
+        </w:rPr>
+      </w:pPr>
+      <w:r>
+        <w:rPr>
+          <w:rFonts w:hint="eastAsia"/>
+        </w:rPr>
+        <w:t xml:space="preserve">  - t = temp() ，生成 t = A.val * B.val ：Instruction.createMul(t, ...)</w:t>
+      </w:r>
+    </w:p>
+    <w:p>
+      <w:pPr>
+        <w:rPr>
+          <w:rFonts w:hint="eastAsia"/>
+        </w:rPr>
+      </w:pPr>
+      <w:r>
+        <w:rPr>
+          <w:rFonts w:hint="eastAsia"/>
+        </w:rPr>
+        <w:t>E -&gt; E + A / E -&gt; E - A</w:t>
+      </w:r>
+    </w:p>
+    <w:p>
+      <w:pPr>
+        <w:rPr>
+          <w:rFonts w:hint="eastAsia"/>
+        </w:rPr>
+      </w:pPr>
+      <w:r>
+        <w:rPr>
+          <w:rFonts w:hint="eastAsia"/>
+        </w:rPr>
+        <w:t xml:space="preserve">  - 生成ADD/SUB到临时变量</w:t>
+      </w:r>
+    </w:p>
+    <w:p>
+      <w:pPr>
+        <w:rPr>
+          <w:rFonts w:hint="eastAsia"/>
+        </w:rPr>
+      </w:pPr>
+      <w:r>
+        <w:rPr>
+          <w:rFonts w:hint="eastAsia"/>
+        </w:rPr>
+        <w:t>S -&gt; id = E</w:t>
+      </w:r>
+    </w:p>
+    <w:p>
+      <w:pPr>
+        <w:rPr>
+          <w:rFonts w:hint="eastAsia"/>
+        </w:rPr>
+      </w:pPr>
+      <w:r>
+        <w:rPr>
+          <w:rFonts w:hint="eastAsia"/>
+        </w:rPr>
+        <w:t xml:space="preserve">  - 生成赋值：MOV id, E.val</w:t>
+      </w:r>
+    </w:p>
+    <w:p>
+      <w:pPr>
+        <w:rPr>
+          <w:rFonts w:hint="eastAsia"/>
+        </w:rPr>
+      </w:pPr>
+      <w:r>
+        <w:rPr>
+          <w:rFonts w:hint="eastAsia"/>
+        </w:rPr>
+        <w:t>S -&gt; D id = E</w:t>
+      </w:r>
+    </w:p>
+    <w:p>
+      <w:pPr>
+        <w:rPr>
+          <w:rFonts w:hint="eastAsia"/>
+        </w:rPr>
+      </w:pPr>
+      <w:r>
+        <w:rPr>
+          <w:rFonts w:hint="eastAsia"/>
+        </w:rPr>
+        <w:t xml:space="preserve">  - 同样生成：MOV id, E.val </w:t>
+      </w:r>
+    </w:p>
+    <w:p>
+      <w:pPr>
+        <w:rPr>
+          <w:rFonts w:hint="eastAsia"/>
+        </w:rPr>
+      </w:pPr>
+      <w:r>
+        <w:rPr>
+          <w:rFonts w:hint="eastAsia"/>
+        </w:rPr>
+        <w:t>S -&gt; return E</w:t>
+      </w:r>
+    </w:p>
+    <w:p>
+      <w:pPr>
+        <w:rPr>
+          <w:rFonts w:hint="eastAsia"/>
+        </w:rPr>
+      </w:pPr>
+      <w:r>
+        <w:rPr>
+          <w:rFonts w:hint="eastAsia"/>
+        </w:rPr>
+        <w:t xml:space="preserve">  - 生成</w:t>
+      </w:r>
+      <w:r>
+        <w:rPr>
+          <w:rFonts w:hint="eastAsia"/>
+          <w:lang w:eastAsia="zh-CN"/>
+        </w:rPr>
+        <w:t>：</w:t>
+      </w:r>
+      <w:r>
+        <w:rPr>
+          <w:rFonts w:hint="eastAsia"/>
+        </w:rPr>
+        <w:t>RET E.val</w:t>
+      </w:r>
+    </w:p>
+    <w:p>
+      <w:pPr>
         <w:pStyle w:val="4"/>
         <w:numPr>
           <w:ilvl w:val="2"/>
@@ -2405,6 +2975,258 @@
     </w:p>
     <w:p>
       <w:pPr>
+        <w:rPr>
+          <w:rFonts w:hint="eastAsia"/>
+        </w:rPr>
+      </w:pPr>
+      <w:r>
+        <w:rPr>
+          <w:rFonts w:hint="eastAsia"/>
+        </w:rPr>
+        <w:t>语义分析与 IR 生成均采用</w:t>
+      </w:r>
+      <w:r>
+        <w:rPr>
+          <w:rFonts w:hint="eastAsia"/>
+          <w:lang w:val="en-US" w:eastAsia="zh-CN"/>
+        </w:rPr>
+        <w:t>观察者维持一个自己的栈</w:t>
+      </w:r>
+      <w:r>
+        <w:rPr>
+          <w:rFonts w:hint="eastAsia"/>
+        </w:rPr>
+        <w:t>的方式实现</w:t>
+      </w:r>
+      <w:r>
+        <w:rPr>
+          <w:rFonts w:hint="eastAsia"/>
+          <w:lang w:eastAsia="zh-CN"/>
+        </w:rPr>
+        <w:t>，</w:t>
+      </w:r>
+      <w:r>
+        <w:rPr>
+          <w:rFonts w:hint="eastAsia"/>
+        </w:rPr>
+        <w:t>在 SemanticAnalyzer.java 与 IRGenerator.java 中分别维护一套栈结构作为符号/属性栈。SemanticAnalyzer 的栈</w:t>
+      </w:r>
+      <w:r>
+        <w:rPr>
+          <w:rFonts w:hint="eastAsia"/>
+          <w:lang w:val="en-US" w:eastAsia="zh-CN"/>
+        </w:rPr>
+        <w:t>Node存储</w:t>
+      </w:r>
+      <w:r>
+        <w:rPr>
+          <w:rFonts w:hint="eastAsia"/>
+        </w:rPr>
+        <w:t>必要的语义属性（</w:t>
+      </w:r>
+      <w:r>
+        <w:rPr>
+          <w:rFonts w:hint="eastAsia"/>
+          <w:lang w:val="en-US" w:eastAsia="zh-CN"/>
+        </w:rPr>
+        <w:t>token、</w:t>
+      </w:r>
+      <w:r>
+        <w:rPr>
+          <w:rFonts w:hint="eastAsia"/>
+        </w:rPr>
+        <w:t>type与声明标识符列表</w:t>
+      </w:r>
+      <w:r>
+        <w:rPr>
+          <w:rFonts w:hint="eastAsia"/>
+          <w:lang w:val="en-US" w:eastAsia="zh-CN"/>
+        </w:rPr>
+        <w:t>ids</w:t>
+      </w:r>
+      <w:r>
+        <w:rPr>
+          <w:rFonts w:hint="eastAsia"/>
+        </w:rPr>
+        <w:t>），在规约声明产生式时更新符号表条目类型；IRGenerator 的栈</w:t>
+      </w:r>
+      <w:r>
+        <w:rPr>
+          <w:rFonts w:hint="eastAsia"/>
+          <w:lang w:val="en-US" w:eastAsia="zh-CN"/>
+        </w:rPr>
+        <w:t>Node</w:t>
+      </w:r>
+      <w:r>
+        <w:rPr>
+          <w:rFonts w:hint="eastAsia"/>
+        </w:rPr>
+        <w:t>携带表达式的 IRValue （立即数或变量），并维护一个 List&lt;Instruction&gt; 作为指令序列缓存，</w:t>
+      </w:r>
+      <w:r>
+        <w:rPr>
+          <w:rFonts w:hint="eastAsia"/>
+          <w:lang w:val="en-US" w:eastAsia="zh-CN"/>
+        </w:rPr>
+        <w:t>该指令序列最后作为中间代码生成的输出，</w:t>
+      </w:r>
+      <w:r>
+        <w:rPr>
+          <w:rFonts w:hint="eastAsia"/>
+        </w:rPr>
+        <w:t>生成的指令使用框架提供的 Instruction.createAdd/createSub/createMul/createMov/createRet 构造，从而形成可被模拟器执行的三地址代码序列。</w:t>
+      </w:r>
+    </w:p>
+    <w:p>
+      <w:pPr>
+        <w:rPr>
+          <w:rFonts w:hint="eastAsia"/>
+        </w:rPr>
+      </w:pPr>
+      <w:r>
+        <w:rPr>
+          <w:rFonts w:hint="eastAsia"/>
+        </w:rPr>
+        <w:t>SemanticAnalyzer</w:t>
+      </w:r>
+      <w:r>
+        <w:rPr>
+          <w:rFonts w:hint="eastAsia"/>
+          <w:lang w:val="en-US" w:eastAsia="zh-CN"/>
+        </w:rPr>
+        <w:t>栈节点：</w:t>
+      </w:r>
+    </w:p>
+    <w:p>
+      <w:pPr>
+        <w:rPr>
+          <w:rFonts w:hint="eastAsia"/>
+        </w:rPr>
+      </w:pPr>
+      <w:r>
+        <w:drawing>
+          <wp:inline distT="0" distB="0" distL="114300" distR="114300">
+            <wp:extent cx="3724275" cy="1038225"/>
+            <wp:effectExtent l="0" t="0" r="0" b="0"/>
+            <wp:docPr id="5" name="图片 2"/>
+            <wp:cNvGraphicFramePr>
+              <a:graphicFrameLocks xmlns:a="http://schemas.openxmlformats.org/drawingml/2006/main" noChangeAspect="1"/>
+            </wp:cNvGraphicFramePr>
+            <a:graphic xmlns:a="http://schemas.openxmlformats.org/drawingml/2006/main">
+              <a:graphicData uri="http://schemas.openxmlformats.org/drawingml/2006/picture">
+                <pic:pic xmlns:pic="http://schemas.openxmlformats.org/drawingml/2006/picture">
+                  <pic:nvPicPr>
+                    <pic:cNvPr id="5" name="图片 2"/>
+                    <pic:cNvPicPr>
+                      <a:picLocks noChangeAspect="1"/>
+                    </pic:cNvPicPr>
+                  </pic:nvPicPr>
+                  <pic:blipFill>
+                    <a:blip r:embed="rId7"/>
+                    <a:stretch>
+                      <a:fillRect/>
+                    </a:stretch>
+                  </pic:blipFill>
+                  <pic:spPr>
+                    <a:xfrm>
+                      <a:off x="0" y="0"/>
+                      <a:ext cx="3724275" cy="1038225"/>
+                    </a:xfrm>
+                    <a:prstGeom prst="rect">
+                      <a:avLst/>
+                    </a:prstGeom>
+                    <a:noFill/>
+                    <a:ln>
+                      <a:noFill/>
+                    </a:ln>
+                  </pic:spPr>
+                </pic:pic>
+              </a:graphicData>
+            </a:graphic>
+          </wp:inline>
+        </w:drawing>
+      </w:r>
+    </w:p>
+    <w:p>
+      <w:pPr>
+        <w:rPr>
+          <w:rFonts w:hint="default" w:eastAsiaTheme="minorEastAsia"/>
+          <w:lang w:val="en-US" w:eastAsia="zh-CN"/>
+        </w:rPr>
+      </w:pPr>
+      <w:r>
+        <w:rPr>
+          <w:rFonts w:hint="eastAsia"/>
+        </w:rPr>
+        <w:t xml:space="preserve"> IRGenerator</w:t>
+      </w:r>
+      <w:r>
+        <w:rPr>
+          <w:rFonts w:hint="eastAsia"/>
+          <w:lang w:val="en-US" w:eastAsia="zh-CN"/>
+        </w:rPr>
+        <w:t>栈节点：</w:t>
+      </w:r>
+    </w:p>
+    <w:p>
+      <w:pPr>
+        <w:rPr>
+          <w:rFonts w:hint="eastAsia"/>
+        </w:rPr>
+      </w:pPr>
+    </w:p>
+    <w:p>
+      <w:pPr>
+        <w:rPr>
+          <w:rFonts w:hint="eastAsia"/>
+        </w:rPr>
+      </w:pPr>
+      <w:r>
+        <w:drawing>
+          <wp:inline distT="0" distB="0" distL="114300" distR="114300">
+            <wp:extent cx="3962400" cy="1076325"/>
+            <wp:effectExtent l="0" t="0" r="0" b="0"/>
+            <wp:docPr id="4" name="图片 1"/>
+            <wp:cNvGraphicFramePr>
+              <a:graphicFrameLocks xmlns:a="http://schemas.openxmlformats.org/drawingml/2006/main" noChangeAspect="1"/>
+            </wp:cNvGraphicFramePr>
+            <a:graphic xmlns:a="http://schemas.openxmlformats.org/drawingml/2006/main">
+              <a:graphicData uri="http://schemas.openxmlformats.org/drawingml/2006/picture">
+                <pic:pic xmlns:pic="http://schemas.openxmlformats.org/drawingml/2006/picture">
+                  <pic:nvPicPr>
+                    <pic:cNvPr id="4" name="图片 1"/>
+                    <pic:cNvPicPr>
+                      <a:picLocks noChangeAspect="1"/>
+                    </pic:cNvPicPr>
+                  </pic:nvPicPr>
+                  <pic:blipFill>
+                    <a:blip r:embed="rId8"/>
+                    <a:stretch>
+                      <a:fillRect/>
+                    </a:stretch>
+                  </pic:blipFill>
+                  <pic:spPr>
+                    <a:xfrm>
+                      <a:off x="0" y="0"/>
+                      <a:ext cx="3962400" cy="1076325"/>
+                    </a:xfrm>
+                    <a:prstGeom prst="rect">
+                      <a:avLst/>
+                    </a:prstGeom>
+                    <a:noFill/>
+                    <a:ln>
+                      <a:noFill/>
+                    </a:ln>
+                  </pic:spPr>
+                </pic:pic>
+              </a:graphicData>
+            </a:graphic>
+          </wp:inline>
+        </w:drawing>
+      </w:r>
+    </w:p>
+    <w:p>
+      <w:pPr>
         <w:pStyle w:val="4"/>
         <w:numPr>
           <w:ilvl w:val="2"/>
@@ -2422,6 +3244,74 @@
           <w:szCs w:val="24"/>
         </w:rPr>
         <w:t>语法分析程序设计思路和算法描述</w:t>
+      </w:r>
+    </w:p>
+    <w:p>
+      <w:pPr>
+        <w:rPr>
+          <w:rFonts w:hint="eastAsia" w:eastAsiaTheme="minorEastAsia"/>
+          <w:lang w:eastAsia="zh-CN"/>
+        </w:rPr>
+      </w:pPr>
+      <w:r>
+        <w:rPr>
+          <w:rFonts w:hint="eastAsia"/>
+        </w:rPr>
+        <w:t>语法制导翻译的执行时机绑定在 LR 语法分析的动作回调上：当驱动程序执行 Shift 时，观察者将当前 Token 压入自身栈中以保存词法值；当驱动程序执行 Reduce 时，观察者按产生式右部长度弹出对应数量的栈元素，并根据产生式类型</w:t>
+      </w:r>
+      <w:r>
+        <w:rPr>
+          <w:rFonts w:hint="eastAsia"/>
+          <w:lang w:eastAsia="zh-CN"/>
+        </w:rPr>
+        <w:t>（</w:t>
+      </w:r>
+      <w:r>
+        <w:rPr>
+          <w:rFonts w:hint="eastAsia"/>
+          <w:lang w:val="en-US" w:eastAsia="zh-CN"/>
+        </w:rPr>
+        <w:t>使用辅助函数isProduction判断是具体哪一条产生式</w:t>
+      </w:r>
+      <w:r>
+        <w:rPr>
+          <w:rFonts w:hint="eastAsia"/>
+          <w:lang w:eastAsia="zh-CN"/>
+        </w:rPr>
+        <w:t>）</w:t>
+      </w:r>
+      <w:r>
+        <w:rPr>
+          <w:rFonts w:hint="eastAsia"/>
+        </w:rPr>
+        <w:t>执行语义检查/属性计算/IR 指令生成，再将产生式左部的综合属性压回栈中以供上层规约使用；当 Accept 时说明整段程序语法分析完成，此时观察者已在整个过程中同步完成了符号表更新与 IR 生成</w:t>
+      </w:r>
+      <w:r>
+        <w:rPr>
+          <w:rFonts w:hint="eastAsia"/>
+          <w:lang w:eastAsia="zh-CN"/>
+        </w:rPr>
+        <w:t>，</w:t>
+      </w:r>
+      <w:r>
+        <w:rPr>
+          <w:rFonts w:hint="eastAsia"/>
+          <w:lang w:val="en-US" w:eastAsia="zh-CN"/>
+        </w:rPr>
+        <w:t>故不需要做任何动作</w:t>
+      </w:r>
+      <w:r>
+        <w:rPr>
+          <w:rFonts w:hint="eastAsia"/>
+        </w:rPr>
+        <w:t>。该设计将“语法识别”和“语义动作”分离：LR 驱动程序只负责查表与状态转移，而语义分析与 IR 生成完全由规约触发，符合指导书中“语法分析与语义分析同时执行”的要求，保证输出结果与产生式规约序列一致</w:t>
+      </w:r>
+      <w:r>
+        <w:rPr>
+          <w:rFonts w:hint="eastAsia"/>
+          <w:lang w:eastAsia="zh-CN"/>
+        </w:rPr>
+        <w:t>。</w:t>
       </w:r>
     </w:p>
     <w:p>
@@ -2837,7 +3727,7 @@
                     </pic:cNvPicPr>
                   </pic:nvPicPr>
                   <pic:blipFill>
-                    <a:blip r:embed="rId7"/>
+                    <a:blip r:embed="rId9"/>
                     <a:stretch>
                       <a:fillRect/>
                     </a:stretch>
@@ -2888,7 +3778,7 @@
                     </pic:cNvPicPr>
                   </pic:nvPicPr>
                   <pic:blipFill>
-                    <a:blip r:embed="rId8"/>
+                    <a:blip r:embed="rId10"/>
                     <a:stretch>
                       <a:fillRect/>
                     </a:stretch>
@@ -2930,6 +3820,16 @@
         <w:spacing w:line="400" w:lineRule="exact"/>
         <w:ind w:left="0" w:leftChars="0" w:firstLine="420" w:firstLineChars="0"/>
         <w:rPr>
+          <w:rFonts w:hint="eastAsia" w:ascii="宋体" w:hAnsi="宋体" w:cs="宋体"/>
+          <w:b/>
+          <w:bCs/>
+          <w:color w:val="auto"/>
+          <w:sz w:val="24"/>
+          <w:lang w:val="en-US" w:eastAsia="zh-CN"/>
+        </w:rPr>
+      </w:pPr>
+      <w:r>
+        <w:rPr>
           <w:rFonts w:hint="default" w:ascii="宋体" w:hAnsi="宋体" w:cs="宋体"/>
           <w:b/>
           <w:bCs/>
@@ -2937,7 +3837,19 @@
           <w:sz w:val="24"/>
           <w:lang w:val="en-US" w:eastAsia="zh-CN"/>
         </w:rPr>
-      </w:pPr>
+        <w:t>本</w:t>
+      </w:r>
+      <w:r>
+        <w:rPr>
+          <w:rFonts w:hint="eastAsia" w:ascii="宋体" w:hAnsi="宋体" w:cs="宋体"/>
+          <w:b/>
+          <w:bCs/>
+          <w:color w:val="auto"/>
+          <w:sz w:val="24"/>
+          <w:lang w:val="en-US" w:eastAsia="zh-CN"/>
+        </w:rPr>
+        <w:t>模块</w:t>
+      </w:r>
       <w:r>
         <w:rPr>
           <w:rFonts w:hint="default" w:ascii="宋体" w:hAnsi="宋体" w:cs="宋体"/>
@@ -2947,7 +3859,7 @@
           <w:sz w:val="24"/>
           <w:lang w:val="en-US" w:eastAsia="zh-CN"/>
         </w:rPr>
-        <w:t>本</w:t>
+        <w:t>输入为源程序 input_code.txt ，词法分析输出 Token 流文件为 token.txt ，其中包含 int/id/IntConst/运算符/括号/Semicolon 等终结符序列；语法分析输出为规约产生式序列 parser_list.txt ，最后出现 P -&gt; S_list 与 P' -&gt; P 表明整个程序按拓展文法成功接受；对照标准输出文件可验证产生式序列一致，</w:t>
       </w:r>
       <w:r>
         <w:rPr>
@@ -2958,9 +3870,14 @@
           <w:sz w:val="24"/>
           <w:lang w:val="en-US" w:eastAsia="zh-CN"/>
         </w:rPr>
-        <w:t>模块</w:t>
-      </w:r>
-      <w:r>
+        <w:t>从而说明正确实现语法分析器。</w:t>
+      </w:r>
+    </w:p>
+    <w:p>
+      <w:pPr>
+        <w:pStyle w:val="19"/>
+        <w:spacing w:line="400" w:lineRule="exact"/>
+        <w:ind w:left="0" w:leftChars="0" w:firstLine="420" w:firstLineChars="0"/>
         <w:rPr>
           <w:rFonts w:hint="default" w:ascii="宋体" w:hAnsi="宋体" w:cs="宋体"/>
           <w:b/>
@@ -2969,8 +3886,7 @@
           <w:sz w:val="24"/>
           <w:lang w:val="en-US" w:eastAsia="zh-CN"/>
         </w:rPr>
-        <w:t>输入为源程序 input_code.txt ，词法分析输出 Token 流文件为 token.txt ，其中包含 int/id/IntConst/运算符/括号/Semicolon 等终结符序列；语法分析输出为规约产生式序列 parser_list.txt ，最后出现 P -&gt; S_list 与 P' -&gt; P 表明整个程序按拓展文法成功接受；对照标准输出文件可验证产生式序列一致，</w:t>
-      </w:r>
+      </w:pPr>
       <w:r>
         <w:rPr>
           <w:rFonts w:hint="eastAsia" w:ascii="宋体" w:hAnsi="宋体" w:cs="宋体"/>
@@ -2980,7 +3896,44 @@
           <w:sz w:val="24"/>
           <w:lang w:val="en-US" w:eastAsia="zh-CN"/>
         </w:rPr>
-        <w:t>从而说明正确实现语法分析器。</w:t>
+        <w:t>语义分析和中间代码生成：</w:t>
+      </w:r>
+    </w:p>
+    <w:p>
+      <w:pPr>
+        <w:pStyle w:val="19"/>
+        <w:spacing w:line="400" w:lineRule="exact"/>
+        <w:ind w:left="0" w:leftChars="0" w:firstLine="420" w:firstLineChars="0"/>
+        <w:rPr>
+          <w:rFonts w:hint="default" w:ascii="宋体" w:hAnsi="宋体" w:cs="宋体"/>
+          <w:b/>
+          <w:bCs/>
+          <w:color w:val="auto"/>
+          <w:sz w:val="24"/>
+          <w:lang w:val="en-US" w:eastAsia="zh-CN"/>
+        </w:rPr>
+      </w:pPr>
+      <w:r>
+        <w:rPr>
+          <w:rFonts w:hint="eastAsia" w:ascii="宋体" w:hAnsi="宋体" w:cs="宋体"/>
+          <w:b/>
+          <w:bCs/>
+          <w:color w:val="auto"/>
+          <w:sz w:val="24"/>
+          <w:lang w:val="en-US" w:eastAsia="zh-CN"/>
+        </w:rPr>
+        <w:t>本实验中</w:t>
+      </w:r>
+      <w:r>
+        <w:rPr>
+          <w:rFonts w:hint="default" w:ascii="宋体" w:hAnsi="宋体" w:cs="宋体"/>
+          <w:b/>
+          <w:bCs/>
+          <w:color w:val="auto"/>
+          <w:sz w:val="24"/>
+          <w:lang w:val="en-US" w:eastAsia="zh-CN"/>
+        </w:rPr>
+        <w:t>语法分析在 LR 表驱动下对 Token 串进行移入/规约并输出规约序列 parser_list.txt ，该序列为语义动作触发提供了确定的时序依据。在语义分析阶段，声明语句触发符号表条目类型绑定，最终输出的新符号表为 new_symbol_table.txt ，可以看到 a、b、c、result 均被标注为 Int ，说明声明语句的类型填充正确；在中间代码生成阶段，输出 IR 为 intermediate_code.txt ，其中包含对常量/变量的 MOV 、对表达式的 ADD/SUB/MUL 以及最终 RET result ，反映了源程序表达式按优先级分解后逐步计算并存入临时变量再赋值给 result 的过程。最后使用框架模拟器对 IR 解释执行得到返回值文件 ir_emulate_result.txt （结果为 144），该值与程序 return result; 的语义一致，说明生成的 IR 指令序列在模拟执行下能正确复现源程序计算结果，验证了本次语义分析与中间代码生成实现的正确性。</w:t>
       </w:r>
     </w:p>
     <w:p>
@@ -3032,7 +3985,7 @@
         <w:spacing w:before="100" w:beforeAutospacing="1" w:after="100" w:afterAutospacing="1" w:line="400" w:lineRule="atLeast"/>
         <w:ind w:left="420"/>
         <w:rPr>
-          <w:rFonts w:ascii="宋体" w:hAnsi="宋体" w:cs="宋体"/>
+          <w:rFonts w:hint="eastAsia" w:ascii="宋体" w:hAnsi="宋体" w:cs="宋体"/>
           <w:b/>
           <w:bCs/>
           <w:color w:val="FF0000"/>
@@ -3049,6 +4002,141 @@
         </w:rPr>
         <w:t>描述实验中遇到的困难与解决办法，对实验的意见与建议或收获。</w:t>
       </w:r>
+    </w:p>
+    <w:p>
+      <w:pPr>
+        <w:spacing w:before="100" w:beforeAutospacing="1" w:after="100" w:afterAutospacing="1" w:line="400" w:lineRule="atLeast"/>
+        <w:ind w:left="420"/>
+        <w:rPr>
+          <w:rFonts w:hint="default" w:ascii="宋体" w:hAnsi="宋体" w:cs="宋体" w:eastAsiaTheme="minorEastAsia"/>
+          <w:b/>
+          <w:bCs/>
+          <w:color w:val="auto"/>
+          <w:kern w:val="2"/>
+          <w:sz w:val="24"/>
+          <w:szCs w:val="22"/>
+          <w:lang w:val="en-US" w:eastAsia="zh-CN" w:bidi="ar-SA"/>
+        </w:rPr>
+      </w:pPr>
+      <w:r>
+        <w:rPr>
+          <w:rFonts w:hint="eastAsia" w:ascii="宋体" w:hAnsi="宋体" w:cs="宋体" w:eastAsiaTheme="minorEastAsia"/>
+          <w:b/>
+          <w:bCs/>
+          <w:color w:val="auto"/>
+          <w:kern w:val="2"/>
+          <w:sz w:val="24"/>
+          <w:szCs w:val="22"/>
+          <w:lang w:val="en-US" w:eastAsia="zh-CN" w:bidi="ar-SA"/>
+        </w:rPr>
+        <w:t>在实验室进行语义分析的时候RHS 顺序</w:t>
+      </w:r>
+      <w:r>
+        <w:rPr>
+          <w:rFonts w:hint="eastAsia" w:ascii="宋体" w:hAnsi="宋体" w:cs="宋体"/>
+          <w:b/>
+          <w:bCs/>
+          <w:color w:val="auto"/>
+          <w:kern w:val="2"/>
+          <w:sz w:val="24"/>
+          <w:szCs w:val="22"/>
+          <w:lang w:val="en-US" w:eastAsia="zh-CN" w:bidi="ar-SA"/>
+        </w:rPr>
+        <w:t>写反</w:t>
+      </w:r>
+      <w:r>
+        <w:rPr>
+          <w:rFonts w:hint="eastAsia" w:ascii="宋体" w:hAnsi="宋体" w:cs="宋体" w:eastAsiaTheme="minorEastAsia"/>
+          <w:b/>
+          <w:bCs/>
+          <w:color w:val="auto"/>
+          <w:kern w:val="2"/>
+          <w:sz w:val="24"/>
+          <w:szCs w:val="22"/>
+          <w:lang w:val="en-US" w:eastAsia="zh-CN" w:bidi="ar-SA"/>
+        </w:rPr>
+        <w:t xml:space="preserve"> 。Reduce 时需要弹出 RHS 长度个元素，</w:t>
+      </w:r>
+      <w:r>
+        <w:rPr>
+          <w:rFonts w:hint="eastAsia" w:ascii="宋体" w:hAnsi="宋体" w:cs="宋体"/>
+          <w:b/>
+          <w:bCs/>
+          <w:color w:val="auto"/>
+          <w:kern w:val="2"/>
+          <w:sz w:val="24"/>
+          <w:szCs w:val="22"/>
+          <w:lang w:val="en-US" w:eastAsia="zh-CN" w:bidi="ar-SA"/>
+        </w:rPr>
+        <w:t>一开始直接将弹出的rhs加入一个arraylist rhs，之后通过rhs[i]顺序访问，忽略了规约时是从“栈顶”开始弹出 RHS 的符号/属性 ，弹出的顺序天然是“从右到左”，</w:t>
+      </w:r>
+      <w:r>
+        <w:rPr>
+          <w:rFonts w:hint="eastAsia" w:ascii="宋体" w:hAnsi="宋体" w:cs="宋体"/>
+          <w:b/>
+          <w:bCs/>
+          <w:color w:val="auto"/>
+          <w:kern w:val="2"/>
+          <w:sz w:val="24"/>
+          <w:szCs w:val="22"/>
+          <w:lang w:val="en-US" w:eastAsia="zh-CN" w:bidi="ar-SA"/>
+        </w:rPr>
+        <w:t>如果</w:t>
+      </w:r>
+      <w:r>
+        <w:rPr>
+          <w:rFonts w:hint="eastAsia" w:ascii="宋体" w:hAnsi="宋体" w:cs="宋体" w:eastAsiaTheme="minorEastAsia"/>
+          <w:b/>
+          <w:bCs/>
+          <w:color w:val="auto"/>
+          <w:kern w:val="2"/>
+          <w:sz w:val="24"/>
+          <w:szCs w:val="22"/>
+          <w:lang w:val="en-US" w:eastAsia="zh-CN" w:bidi="ar-SA"/>
+        </w:rPr>
+        <w:t>RHS 顺序反了，</w:t>
+      </w:r>
+      <w:r>
+        <w:rPr>
+          <w:rFonts w:hint="eastAsia" w:ascii="宋体" w:hAnsi="宋体" w:cs="宋体"/>
+          <w:b/>
+          <w:bCs/>
+          <w:color w:val="auto"/>
+          <w:kern w:val="2"/>
+          <w:sz w:val="24"/>
+          <w:szCs w:val="22"/>
+          <w:lang w:val="en-US" w:eastAsia="zh-CN" w:bidi="ar-SA"/>
+        </w:rPr>
+        <w:t>就会把 rhs[0] 误当成 RHS 的第一个符号，导致取错属性、生成错 IR</w:t>
+      </w:r>
+      <w:r>
+        <w:rPr>
+          <w:rFonts w:hint="eastAsia" w:ascii="宋体" w:hAnsi="宋体" w:cs="宋体" w:eastAsiaTheme="minorEastAsia"/>
+          <w:b/>
+          <w:bCs/>
+          <w:color w:val="auto"/>
+          <w:kern w:val="2"/>
+          <w:sz w:val="24"/>
+          <w:szCs w:val="22"/>
+          <w:lang w:val="en-US" w:eastAsia="zh-CN" w:bidi="ar-SA"/>
+        </w:rPr>
+        <w:t>。解决方法是在实现中统一采取“弹出 count 次→反转 RHS 列表→按 rhs[i] 对应产生式第 i 个符号”的固定流程</w:t>
+      </w:r>
+      <w:r>
+        <w:rPr>
+          <w:rFonts w:hint="eastAsia" w:ascii="宋体" w:hAnsi="宋体" w:cs="宋体"/>
+          <w:b/>
+          <w:bCs/>
+          <w:color w:val="auto"/>
+          <w:kern w:val="2"/>
+          <w:sz w:val="24"/>
+          <w:szCs w:val="22"/>
+          <w:lang w:val="en-US" w:eastAsia="zh-CN" w:bidi="ar-SA"/>
+        </w:rPr>
+        <w:t>。</w:t>
+      </w:r>
+      <w:bookmarkStart w:id="1" w:name="_GoBack"/>
+      <w:bookmarkEnd w:id="1"/>
     </w:p>
     <w:sectPr>
       <w:pgSz w:w="11906" w:h="16838"/>
@@ -4109,7 +5197,7 @@
     <w:lsdException w:qFormat="1" w:unhideWhenUsed="0" w:uiPriority="10" w:semiHidden="0" w:name="Title"/>
     <w:lsdException w:uiPriority="99" w:name="Closing"/>
     <w:lsdException w:uiPriority="99" w:name="Signature"/>
-    <w:lsdException w:uiPriority="1" w:name="Default Paragraph Font"/>
+    <w:lsdException w:qFormat="1" w:uiPriority="1" w:name="Default Paragraph Font"/>
     <w:lsdException w:uiPriority="99" w:name="Body Text"/>
     <w:lsdException w:uiPriority="99" w:name="Body Text Indent"/>
     <w:lsdException w:uiPriority="99" w:name="List Continue"/>
@@ -4379,6 +5467,7 @@
     <w:name w:val="Default Paragraph Font"/>
     <w:semiHidden/>
     <w:unhideWhenUsed/>
+    <w:qFormat/>
     <w:uiPriority w:val="1"/>
   </w:style>
   <w:style w:type="table" w:default="1" w:styleId="7">
